--- a/reflexion.docx
+++ b/reflexion.docx
@@ -1,49 +1,13 @@
 
 <file path=word/document.xml><?xml version="1.0" encoding="utf-8"?>
-<w:document xmlns:w="http://schemas.openxmlformats.org/wordprocessingml/2006/main" xmlns:m="http://schemas.openxmlformats.org/officeDocument/2006/math" xmlns:r="http://schemas.openxmlformats.org/officeDocument/2006/relationships" xmlns:o="urn:schemas-microsoft-com:office:office" xmlns:v="urn:schemas-microsoft-com:vml" xmlns:w10="urn:schemas-microsoft-com:office:word" xmlns:a="http://schemas.openxmlformats.org/drawingml/2006/main" xmlns:pic="http://schemas.openxmlformats.org/drawingml/2006/picture" xmlns:wp="http://schemas.openxmlformats.org/drawingml/2006/wordprocessingDrawing">
+<w:document xmlns:wpc="http://schemas.microsoft.com/office/word/2010/wordprocessingCanvas" xmlns:cx="http://schemas.microsoft.com/office/drawing/2014/chartex" xmlns:cx1="http://schemas.microsoft.com/office/drawing/2015/9/8/chartex" xmlns:cx2="http://schemas.microsoft.com/office/drawing/2015/10/21/chartex" xmlns:cx3="http://schemas.microsoft.com/office/drawing/2016/5/9/chartex" xmlns:cx4="http://schemas.microsoft.com/office/drawing/2016/5/10/chartex" xmlns:cx5="http://schemas.microsoft.com/office/drawing/2016/5/11/chartex" xmlns:cx6="http://schemas.microsoft.com/office/drawing/2016/5/12/chartex" xmlns:cx7="http://schemas.microsoft.com/office/drawing/2016/5/13/chartex" xmlns:cx8="http://schemas.microsoft.com/office/drawing/2016/5/14/chartex" xmlns:mc="http://schemas.openxmlformats.org/markup-compatibility/2006" xmlns:aink="http://schemas.microsoft.com/office/drawing/2016/ink" xmlns:am3d="http://schemas.microsoft.com/office/drawing/2017/model3d" xmlns:o="urn:schemas-microsoft-com:office:office" xmlns:r="http://schemas.openxmlformats.org/officeDocument/2006/relationships" xmlns:m="http://schemas.openxmlformats.org/officeDocument/2006/math" xmlns:v="urn:schemas-microsoft-com:vml" xmlns:wp14="http://schemas.microsoft.com/office/word/2010/wordprocessingDrawing" xmlns:wp="http://schemas.openxmlformats.org/drawingml/2006/wordprocessingDrawing" xmlns:w10="urn:schemas-microsoft-com:office:word" xmlns:w="http://schemas.openxmlformats.org/wordprocessingml/2006/main" xmlns:w14="http://schemas.microsoft.com/office/word/2010/wordml" xmlns:w15="http://schemas.microsoft.com/office/word/2012/wordml" xmlns:w16cex="http://schemas.microsoft.com/office/word/2018/wordml/cex" xmlns:w16cid="http://schemas.microsoft.com/office/word/2016/wordml/cid" xmlns:w16="http://schemas.microsoft.com/office/word/2018/wordml" xmlns:w16sdtdh="http://schemas.microsoft.com/office/word/2020/wordml/sdtdatahash" xmlns:w16se="http://schemas.microsoft.com/office/word/2015/wordml/symex" xmlns:wpg="http://schemas.microsoft.com/office/word/2010/wordprocessingGroup" xmlns:wpi="http://schemas.microsoft.com/office/word/2010/wordprocessingInk" xmlns:wne="http://schemas.microsoft.com/office/word/2006/wordml" xmlns:wps="http://schemas.microsoft.com/office/word/2010/wordprocessingShape" mc:Ignorable="w14 w15 w16se w16cid w16 w16cex w16sdtdh wp14">
   <w:body>
     <w:p>
       <w:pPr>
-        <w:pStyle w:val="Title"/>
-      </w:pPr>
-      <w:r>
-        <w:t xml:space="preserve">Reflexión</w:t>
-      </w:r>
-      <w:r>
-        <w:t xml:space="preserve"> </w:t>
-      </w:r>
-      <w:r>
-        <w:t xml:space="preserve">—</w:t>
-      </w:r>
-      <w:r>
-        <w:t xml:space="preserve"> </w:t>
-      </w:r>
-      <w:r>
-        <w:t xml:space="preserve">Trabajo</w:t>
-      </w:r>
-      <w:r>
-        <w:t xml:space="preserve"> </w:t>
-      </w:r>
-      <w:r>
-        <w:t xml:space="preserve">de</w:t>
-      </w:r>
-      <w:r>
-        <w:t xml:space="preserve"> </w:t>
-      </w:r>
-      <w:r>
-        <w:t xml:space="preserve">Integración,</w:t>
-      </w:r>
-      <w:r>
-        <w:t xml:space="preserve"> </w:t>
-      </w:r>
-      <w:r>
-        <w:t xml:space="preserve">Metodología</w:t>
-      </w:r>
-      <w:r>
-        <w:t xml:space="preserve"> </w:t>
-      </w:r>
-      <w:r>
-        <w:t xml:space="preserve">I</w:t>
+        <w:pStyle w:val="Ttulo"/>
+      </w:pPr>
+      <w:r>
+        <w:t>Reflexión — Trabajo de Integración, Metodología I</w:t>
       </w:r>
     </w:p>
     <w:p>
@@ -51,81 +15,15 @@
         <w:pStyle w:val="Author"/>
       </w:pPr>
       <w:r>
-        <w:t xml:space="preserve">Santiago</w:t>
-      </w:r>
-      <w:r>
-        <w:t xml:space="preserve"> </w:t>
-      </w:r>
-      <w:r>
-        <w:t xml:space="preserve">Copia</w:t>
-      </w:r>
-      <w:r>
-        <w:t xml:space="preserve"> </w:t>
-      </w:r>
-      <w:r>
-        <w:t xml:space="preserve">—</w:t>
-      </w:r>
-      <w:r>
-        <w:t xml:space="preserve"> </w:t>
-      </w:r>
-      <w:r>
-        <w:t xml:space="preserve">Tecnicatura</w:t>
-      </w:r>
-      <w:r>
-        <w:t xml:space="preserve"> </w:t>
-      </w:r>
-      <w:r>
-        <w:t xml:space="preserve">Universitaria</w:t>
-      </w:r>
-      <w:r>
-        <w:t xml:space="preserve"> </w:t>
-      </w:r>
-      <w:r>
-        <w:t xml:space="preserve">en</w:t>
-      </w:r>
-      <w:r>
-        <w:t xml:space="preserve"> </w:t>
-      </w:r>
-      <w:r>
-        <w:t xml:space="preserve">Programación,</w:t>
-      </w:r>
-      <w:r>
-        <w:t xml:space="preserve"> </w:t>
-      </w:r>
-      <w:r>
-        <w:t xml:space="preserve">UTN</w:t>
+        <w:t>Santiago Copia — Tecnicatura Universitaria en Programación, UTN</w:t>
       </w:r>
     </w:p>
     <w:p>
       <w:pPr>
-        <w:pStyle w:val="Date"/>
-      </w:pPr>
-      <w:r>
-        <w:t xml:space="preserve">13</w:t>
-      </w:r>
-      <w:r>
-        <w:t xml:space="preserve"> </w:t>
-      </w:r>
-      <w:r>
-        <w:t xml:space="preserve">de</w:t>
-      </w:r>
-      <w:r>
-        <w:t xml:space="preserve"> </w:t>
-      </w:r>
-      <w:r>
-        <w:t xml:space="preserve">octubre</w:t>
-      </w:r>
-      <w:r>
-        <w:t xml:space="preserve"> </w:t>
-      </w:r>
-      <w:r>
-        <w:t xml:space="preserve">de</w:t>
-      </w:r>
-      <w:r>
-        <w:t xml:space="preserve"> </w:t>
-      </w:r>
-      <w:r>
-        <w:t xml:space="preserve">2026</w:t>
+        <w:pStyle w:val="Fecha"/>
+      </w:pPr>
+      <w:r>
+        <w:t>13 de octubre de 2026</w:t>
       </w:r>
     </w:p>
     <w:p>
@@ -134,120 +32,66 @@
       </w:pPr>
       <w:r>
         <w:rPr>
+          <w:b/>
           <w:bCs/>
-          <w:b/>
         </w:rPr>
-        <w:t xml:space="preserve">Declaración de uso de IA.</w:t>
+        <w:t>Declaración de uso de IA.</w:t>
       </w:r>
       <w:r>
         <w:t xml:space="preserve"> </w:t>
       </w:r>
       <w:r>
-        <w:t xml:space="preserve">Usé Claude y Active Stack con OpenCode (modelo Big Pickle) como herramientas. Esta reflexión la redacté a partir de mis propias anotaciones durante el trabajo, con ayuda de Claude para ordenarla, y la revisé y corregí yo antes de entregarla.</w:t>
-      </w:r>
-    </w:p>
-    <w:bookmarkStart w:id="20" w:name="X8f371cc45f2fe5e482ca08a86842ddcdcac3b47"/>
-    <w:p>
-      <w:pPr>
-        <w:pStyle w:val="Heading2"/>
-      </w:pPr>
-      <w:r>
-        <w:t xml:space="preserve">1. ¿Qué información del Discovery resultó incorrecta, no verificable o inventada por el agente? ¿Cómo la detecté?</w:t>
+        <w:t>Usé Claude y Active Stack con OpenCode (modelo Big Pickle) como herramientas. Esta reflexión la redacté a partir de mis propias anotaciones durante el trabajo, con ayuda de Claude para ordenarla, y la revisé y corregí yo antes de entregarla.</w:t>
       </w:r>
     </w:p>
     <w:p>
       <w:pPr>
-        <w:pStyle w:val="FirstParagraph"/>
-      </w:pPr>
-      <w:r>
-        <w:t xml:space="preserve">El primer problema fue de suposiciones, no de datos: en el checklist, el agente asumió un consultorio de un solo profesional. Lo detecté leyendo el resumen de los 11 puntos que me mostró antes de escribir el Discovery, y lo corregí a varios profesionales y varios sillones, porque las reglas de agenda del trabajo lo necesitan. El segundo problema fue que el agente hizo solo el checklist y no la investigación de mercado: decía</w:t>
-      </w:r>
-      <w:r>
-        <w:t xml:space="preserve"> </w:t>
-      </w:r>
-      <w:r>
-        <w:t xml:space="preserve">“</w:t>
-      </w:r>
-      <w:r>
-        <w:t xml:space="preserve">sin competidor puntual</w:t>
-      </w:r>
-      <w:r>
-        <w:t xml:space="preserve">”</w:t>
-      </w:r>
-      <w:r>
-        <w:t xml:space="preserve">.</w:t>
+        <w:pStyle w:val="Ttulo2"/>
+      </w:pPr>
+      <w:bookmarkStart w:id="0" w:name="X8f371cc45f2fe5e482ca08a86842ddcdcac3b47"/>
+      <w:r>
+        <w:t>1. ¿Qué inform</w:t>
+      </w:r>
+      <w:r>
+        <w:t>ación del Discovery resultó incorrecta, no verificable o inventada por el agente? ¿Cómo la detecté?</w:t>
       </w:r>
     </w:p>
     <w:p>
       <w:pPr>
-        <w:pStyle w:val="BodyText"/>
-      </w:pPr>
-      <w:r>
-        <w:t xml:space="preserve">Después, el informe incluyó 16 sistemas. Como el agente puede inventar productos, abrí los 16 links en el navegador: todos existen y corresponden al sistema indicado. Para los 6 primeros (los argentinos) comparé además lo que decía el informe con la página, y coincidía. Para los otros 10 solo confirmé que la URL existe, no comparé cada afirmación. Por eso no puedo asegurar que todo el informe sea correcto. Tampoco verifiqué las cifras de reducción de ausentismo ni las de cantidad de clínicas, que son afirmaciones comerciales del proveedor.</w:t>
-      </w:r>
-    </w:p>
-    <w:bookmarkEnd w:id="20"/>
-    <w:bookmarkStart w:id="21" w:name="Xa75a41d8c65d06e43f86b0c0fa0921c49e7f457"/>
-    <w:p>
-      <w:pPr>
-        <w:pStyle w:val="Heading2"/>
-      </w:pPr>
-      <w:r>
-        <w:t xml:space="preserve">2. ¿En qué etapa usé Ajustar, qué estaba mal y qué habría pasado si hubiera apretado Continuar?</w:t>
+        <w:pStyle w:val="FirstParagraph"/>
+      </w:pPr>
+      <w:r>
+        <w:t xml:space="preserve">El primer problema fue de suposiciones, no de datos: en el checklist, el agente asumió un consultorio de un solo profesional. Lo detecté leyendo el resumen </w:t>
+      </w:r>
+      <w:r>
+        <w:t>de los 11 puntos que me mostró antes de escribir el Discovery, y lo corregí a varios profesionales y varios sillones, porque las reglas de agenda del trabajo lo necesitan. El segundo problema fue que el agente hizo solo el checklist y no la investigación d</w:t>
+      </w:r>
+      <w:r>
+        <w:t>e mercado: decía “sin competidor puntual”.</w:t>
       </w:r>
     </w:p>
     <w:p>
       <w:pPr>
-        <w:pStyle w:val="FirstParagraph"/>
-      </w:pPr>
-      <w:r>
-        <w:t xml:space="preserve">Usé Ajustar tres veces. (1) En el checklist de Discovery, por el consultorio de un solo profesional: si hubiera apretado Continuar, la knowledge-base y el roadmap se habrían construido sobre un consultorio sin sillones compartidos, y el change de solapamientos por profesional y por sillón no habría tenido sentido. (2) Cuando el agente hizo solo el checklist sin investigación de mercado, le pedí los 15 sistemas con fuentes; con Continuar el informe de Discovery, que es lo más importante del trabajo, no habría existido. (3) En la knowledge-base faltaban los puntos</w:t>
-      </w:r>
-      <w:r>
-        <w:t xml:space="preserve"> </w:t>
-      </w:r>
-      <w:r>
-        <w:t xml:space="preserve">“</w:t>
-      </w:r>
-      <w:r>
-        <w:t xml:space="preserve">No evidenciado</w:t>
-      </w:r>
-      <w:r>
-        <w:t xml:space="preserve">”</w:t>
-      </w:r>
-      <w:r>
-        <w:t xml:space="preserve"> </w:t>
-      </w:r>
-      <w:r>
-        <w:t xml:space="preserve">del Discovery en las preguntas abiertas y la regla de sillones y duración de prestaciones estaba poco explícita; se lo pedí y lo agregó. Con Continuar, esas dudas se habrían perdido y el roadmap se habría armado como si estuvieran resueltas.</w:t>
-      </w:r>
-    </w:p>
-    <w:bookmarkEnd w:id="21"/>
-    <w:bookmarkStart w:id="22" w:name="Xe28ec6f36f8574bd7387ddb7267930888f14fef"/>
-    <w:p>
-      <w:pPr>
-        <w:pStyle w:val="Heading2"/>
-      </w:pPr>
-      <w:r>
-        <w:t xml:space="preserve">3. ¿Qué diferencia noté entre implementar con una especificación aprobada y pedir código con un prompt suelto?</w:t>
+        <w:pStyle w:val="Textoindependiente"/>
+      </w:pPr>
+      <w:r>
+        <w:t>Después, el informe incluyó 16 sistemas. Como el agente puede inventar productos, abrí los 16 links en el navegador: todos existen y corresponden al sistema indicado. Para los 6 primeros (los argentinos) comparé a</w:t>
+      </w:r>
+      <w:r>
+        <w:t xml:space="preserve">demás lo que decía el informe con la página, y coincidía. Para los otros 10 solo confirmé que la URL existe, no comparé cada afirmación. Por eso no puedo asegurar que todo el informe sea correcto. Tampoco verifiqué las cifras de reducción de ausentismo ni </w:t>
+      </w:r>
+      <w:r>
+        <w:t>las de cantidad de clínicas, que son afirmaciones comerciales del proveedor.</w:t>
       </w:r>
     </w:p>
     <w:p>
       <w:pPr>
-        <w:pStyle w:val="FirstParagraph"/>
-      </w:pPr>
-      <w:r>
-        <w:t xml:space="preserve">No probé pedir el mismo código con un prompt suelto, así que mi comparación es lo que observé con la especificación. La spec quedó con 15 escenarios y obligó a decidir cosas que un prompt suelto habría dejado al azar: por ejemplo, que dos turnos contiguos no se solapan, que no se puede reservar en el pasado y que un turno cancelado no bloquea el horario. Cada escenario terminó con un test, y los 24 tests pasaron, así que pude comprobar que el código cumple lo que se había acordado. Además, el cambio quedó archivado con su spec, su diseño y sus tareas, y eso deja registro de por qué se hizo cada cosa.</w:t>
-      </w:r>
-    </w:p>
-    <w:bookmarkEnd w:id="22"/>
-    <w:bookmarkStart w:id="23" w:name="Xae76cf6e6c0e12f2604be2dd9194538e08da1c1"/>
-    <w:p>
-      <w:pPr>
-        <w:pStyle w:val="Heading2"/>
-      </w:pPr>
-      <w:r>
-        <w:t xml:space="preserve">4. ¿Qué parte de la fundación aportó más valor al ciclo OPSX y cuál menos?</w:t>
+        <w:pStyle w:val="Ttulo2"/>
+      </w:pPr>
+      <w:bookmarkStart w:id="1" w:name="Xa75a41d8c65d06e43f86b0c0fa0921c49e7f457"/>
+      <w:bookmarkEnd w:id="0"/>
+      <w:r>
+        <w:t>2. ¿En qué etapa usé Ajustar, qué estaba mal y qué habría pasado si hubiera apretado Continuar?</w:t>
       </w:r>
     </w:p>
     <w:p>
@@ -255,50 +99,249 @@
         <w:pStyle w:val="FirstParagraph"/>
       </w:pPr>
       <w:r>
-        <w:t xml:space="preserve">La que más aportó fueron la knowledge-base y las reglas del agente (AGENTS.md y CLAUDE.md): el agente ya sabía el dominio, las reglas de agenda y el stack (Node sin dependencias y node:test), y por eso la propuesta y la implementación salieron coherentes con el resto. El roadmap también ayudó porque dejó claro que el primer change era crear un turno sin solapamientos. La que menos aportó fue find-skill: me recomendó 10 skills, pero decidí no instalar ninguna porque las de Active Stack alcanzaban para el MVP. Engram tampoco aportó, porque en mi instalación quedó configurado pero sus herramientas no se cargaron en la sesión; el agente respondió que no las veía, así que no pude demostrar la recuperación de memoria entre sesiones.</w:t>
-      </w:r>
-    </w:p>
-    <w:bookmarkEnd w:id="23"/>
-    <w:bookmarkStart w:id="24" w:name="participación"/>
-    <w:p>
-      <w:pPr>
-        <w:pStyle w:val="Heading2"/>
-      </w:pPr>
-      <w:r>
-        <w:t xml:space="preserve">5. Participación</w:t>
+        <w:t xml:space="preserve">Usé Ajustar tres veces. (1) En el checklist de Discovery, por el consultorio de un </w:t>
+      </w:r>
+      <w:r>
+        <w:t>solo profesional: si hubiera apretado Continuar, la knowledge-base y el roadmap se habrían construido sobre un consultorio sin sillones compartidos, y el change de solapamientos por profesional y por sillón no habría tenido sentido. (2) Cuando el agente hi</w:t>
+      </w:r>
+      <w:r>
+        <w:t>zo solo el checklist sin investigación de mercado, le pedí los 15 sistemas con fuentes; con Continuar el informe de Discovery, que es lo más importante del trabajo, no habría existido. (3) En la knowledge-base faltaban los puntos “No evidenciado” del Disco</w:t>
+      </w:r>
+      <w:r>
+        <w:t>very en las preguntas abiertas y la regla de sillones y duración de prestaciones estaba poco explícita; se lo pedí y lo agregó. Con Continuar, esas dudas se habrían perdido y el roadmap se habría armado como si estuvieran resueltas.</w:t>
       </w:r>
     </w:p>
     <w:p>
       <w:pPr>
+        <w:pStyle w:val="Ttulo2"/>
+      </w:pPr>
+      <w:bookmarkStart w:id="2" w:name="Xe28ec6f36f8574bd7387ddb7267930888f14fef"/>
+      <w:bookmarkEnd w:id="1"/>
+      <w:r>
+        <w:lastRenderedPageBreak/>
+        <w:t>3. ¿Qué diferencia noté</w:t>
+      </w:r>
+      <w:r>
+        <w:t xml:space="preserve"> entre implementar con una especificación aprobada y pedir código con un prompt suelto?</w:t>
+      </w:r>
+    </w:p>
+    <w:p>
+      <w:pPr>
         <w:pStyle w:val="FirstParagraph"/>
       </w:pPr>
       <w:r>
-        <w:t xml:space="preserve">Trabajé de forma individual y fui responsable de todas las etapas: Discovery, fundación, el change completo, la verificación de fuentes, el repositorio y el video.</w:t>
+        <w:t xml:space="preserve">No probé pedir el mismo código con un prompt suelto, así que mi comparación es lo que observé con la especificación. La spec quedó con 15 escenarios y obligó a decidir </w:t>
+      </w:r>
+      <w:r>
+        <w:t>cosas que un prompt suelto habría dejado al azar: por ejemplo, que dos turnos contiguos no se solapan, que no se puede reservar en el pasado y que un turno cancelado no bloquea el horario. Cada escenario terminó con un test, y los 24 tests pasaron, así que</w:t>
+      </w:r>
+      <w:r>
+        <w:t xml:space="preserve"> pude comprobar que el código cumple lo que se había acordado. Además, el cambio quedó archivado con su spec, su diseño y sus tareas, y eso deja registro de por qué se hizo cada cosa.</w:t>
       </w:r>
     </w:p>
-    <w:bookmarkEnd w:id="24"/>
-    <w:sectPr/>
+    <w:p>
+      <w:pPr>
+        <w:pStyle w:val="Ttulo2"/>
+      </w:pPr>
+      <w:bookmarkStart w:id="3" w:name="Xae76cf6e6c0e12f2604be2dd9194538e08da1c1"/>
+      <w:bookmarkEnd w:id="2"/>
+      <w:r>
+        <w:t>4. ¿Qué parte de la fundación aportó más valor al ciclo OPSX y cuál meno</w:t>
+      </w:r>
+      <w:r>
+        <w:t>s?</w:t>
+      </w:r>
+    </w:p>
+    <w:p>
+      <w:pPr>
+        <w:pStyle w:val="FirstParagraph"/>
+      </w:pPr>
+      <w:r>
+        <w:t>La que más aportó fueron la knowledge-base y las reglas del agente (AGENTS.md y CLAUDE.md): el agente ya sabía el dominio, las reglas de agenda y el stack (Node sin dependencias y node:test), y por eso la propuesta y la implementación salieron coherente</w:t>
+      </w:r>
+      <w:r>
+        <w:t xml:space="preserve">s con el resto. El roadmap también ayudó porque dejó claro que el primer change era crear un turno sin solapamientos. La que menos aportó fue find-skill: me recomendó 10 skills, pero decidí no instalar ninguna porque las de Active Stack alcanzaban para el </w:t>
+      </w:r>
+      <w:r>
+        <w:t xml:space="preserve">MVP. </w:t>
+      </w:r>
+      <w:r>
+        <w:t xml:space="preserve">Engram al principio no </w:t>
+      </w:r>
+      <w:proofErr w:type="spellStart"/>
+      <w:r>
+        <w:t>cargó</w:t>
+      </w:r>
+      <w:proofErr w:type="spellEnd"/>
+      <w:r>
+        <w:t xml:space="preserve"> sus </w:t>
+      </w:r>
+      <w:proofErr w:type="spellStart"/>
+      <w:r>
+        <w:t>herramientas</w:t>
+      </w:r>
+      <w:proofErr w:type="spellEnd"/>
+      <w:r>
+        <w:t xml:space="preserve">; </w:t>
+      </w:r>
+      <w:proofErr w:type="spellStart"/>
+      <w:r>
+        <w:t>después</w:t>
+      </w:r>
+      <w:proofErr w:type="spellEnd"/>
+      <w:r>
+        <w:t xml:space="preserve"> </w:t>
+      </w:r>
+      <w:proofErr w:type="spellStart"/>
+      <w:r>
+        <w:t>funcionó</w:t>
+      </w:r>
+      <w:proofErr w:type="spellEnd"/>
+      <w:r>
+        <w:t xml:space="preserve">, </w:t>
+      </w:r>
+      <w:proofErr w:type="spellStart"/>
+      <w:r>
+        <w:t>estaba</w:t>
+      </w:r>
+      <w:proofErr w:type="spellEnd"/>
+      <w:r>
+        <w:t xml:space="preserve"> </w:t>
+      </w:r>
+      <w:proofErr w:type="spellStart"/>
+      <w:r>
+        <w:t>vacío</w:t>
+      </w:r>
+      <w:proofErr w:type="spellEnd"/>
+      <w:r>
+        <w:t xml:space="preserve">, </w:t>
+      </w:r>
+      <w:proofErr w:type="spellStart"/>
+      <w:r>
+        <w:t>guardé</w:t>
+      </w:r>
+      <w:proofErr w:type="spellEnd"/>
+      <w:r>
+        <w:t xml:space="preserve"> un </w:t>
+      </w:r>
+      <w:proofErr w:type="spellStart"/>
+      <w:r>
+        <w:t>resumen</w:t>
+      </w:r>
+      <w:proofErr w:type="spellEnd"/>
+      <w:r>
+        <w:t xml:space="preserve"> de las </w:t>
+      </w:r>
+      <w:proofErr w:type="spellStart"/>
+      <w:r>
+        <w:t>decisiones</w:t>
+      </w:r>
+      <w:proofErr w:type="spellEnd"/>
+      <w:r>
+        <w:t xml:space="preserve"> y lo </w:t>
+      </w:r>
+      <w:proofErr w:type="spellStart"/>
+      <w:r>
+        <w:t>recuperé</w:t>
+      </w:r>
+      <w:proofErr w:type="spellEnd"/>
+      <w:r>
+        <w:t xml:space="preserve"> </w:t>
+      </w:r>
+      <w:proofErr w:type="spellStart"/>
+      <w:r>
+        <w:t>en</w:t>
+      </w:r>
+      <w:proofErr w:type="spellEnd"/>
+      <w:r>
+        <w:t xml:space="preserve"> una </w:t>
+      </w:r>
+      <w:proofErr w:type="spellStart"/>
+      <w:r>
+        <w:t>sesión</w:t>
+      </w:r>
+      <w:proofErr w:type="spellEnd"/>
+      <w:r>
+        <w:t xml:space="preserve"> </w:t>
+      </w:r>
+      <w:proofErr w:type="spellStart"/>
+      <w:r>
+        <w:t>nueva</w:t>
+      </w:r>
+      <w:proofErr w:type="spellEnd"/>
+      <w:r>
+        <w:t>.</w:t>
+      </w:r>
+    </w:p>
+    <w:p>
+      <w:pPr>
+        <w:pStyle w:val="Ttulo2"/>
+      </w:pPr>
+      <w:bookmarkStart w:id="4" w:name="participación"/>
+      <w:bookmarkEnd w:id="3"/>
+      <w:r>
+        <w:t>5. Participación</w:t>
+      </w:r>
+    </w:p>
+    <w:p>
+      <w:pPr>
+        <w:pStyle w:val="FirstParagraph"/>
+      </w:pPr>
+      <w:r>
+        <w:t xml:space="preserve">Trabajé de </w:t>
+      </w:r>
+      <w:r>
+        <w:t>forma individual y fui responsable de todas las etapas: Discovery, fundación, el change completo, la verificación de fuentes, el repositorio y el video.</w:t>
+      </w:r>
+      <w:bookmarkEnd w:id="4"/>
+    </w:p>
+    <w:sectPr>
+      <w:pgSz w:w="12240" w:h="15840"/>
+      <w:pgMar w:top="1417" w:right="1701" w:bottom="1417" w:left="1701" w:header="720" w:footer="720" w:gutter="0"/>
+      <w:cols w:space="720"/>
+    </w:sectPr>
   </w:body>
 </w:document>
 </file>
 
-<file path=word/comments.xml><?xml version="1.0" encoding="utf-8"?>
-<w:comments xmlns:w="http://schemas.openxmlformats.org/wordprocessingml/2006/main" xmlns:m="http://schemas.openxmlformats.org/officeDocument/2006/math" xmlns:r="http://schemas.openxmlformats.org/officeDocument/2006/relationships" xmlns:o="urn:schemas-microsoft-com:office:office" xmlns:v="urn:schemas-microsoft-com:vml" xmlns:w10="urn:schemas-microsoft-com:office:word" xmlns:a="http://schemas.openxmlformats.org/drawingml/2006/main" xmlns:pic="http://schemas.openxmlformats.org/drawingml/2006/picture" xmlns:wp="http://schemas.openxmlformats.org/drawingml/2006/wordprocessingDrawing"/>
+<file path=word/endnotes.xml><?xml version="1.0" encoding="utf-8"?>
+<w:endnotes xmlns:wpc="http://schemas.microsoft.com/office/word/2010/wordprocessingCanvas" xmlns:cx="http://schemas.microsoft.com/office/drawing/2014/chartex" xmlns:cx1="http://schemas.microsoft.com/office/drawing/2015/9/8/chartex" xmlns:cx2="http://schemas.microsoft.com/office/drawing/2015/10/21/chartex" xmlns:cx3="http://schemas.microsoft.com/office/drawing/2016/5/9/chartex" xmlns:cx4="http://schemas.microsoft.com/office/drawing/2016/5/10/chartex" xmlns:cx5="http://schemas.microsoft.com/office/drawing/2016/5/11/chartex" xmlns:cx6="http://schemas.microsoft.com/office/drawing/2016/5/12/chartex" xmlns:cx7="http://schemas.microsoft.com/office/drawing/2016/5/13/chartex" xmlns:cx8="http://schemas.microsoft.com/office/drawing/2016/5/14/chartex" xmlns:mc="http://schemas.openxmlformats.org/markup-compatibility/2006" xmlns:aink="http://schemas.microsoft.com/office/drawing/2016/ink" xmlns:am3d="http://schemas.microsoft.com/office/drawing/2017/model3d" xmlns:o="urn:schemas-microsoft-com:office:office" xmlns:r="http://schemas.openxmlformats.org/officeDocument/2006/relationships" xmlns:m="http://schemas.openxmlformats.org/officeDocument/2006/math" xmlns:v="urn:schemas-microsoft-com:vml" xmlns:wp14="http://schemas.microsoft.com/office/word/2010/wordprocessingDrawing" xmlns:wp="http://schemas.openxmlformats.org/drawingml/2006/wordprocessingDrawing" xmlns:w10="urn:schemas-microsoft-com:office:word" xmlns:w="http://schemas.openxmlformats.org/wordprocessingml/2006/main" xmlns:w14="http://schemas.microsoft.com/office/word/2010/wordml" xmlns:w15="http://schemas.microsoft.com/office/word/2012/wordml" xmlns:w16cex="http://schemas.microsoft.com/office/word/2018/wordml/cex" xmlns:w16cid="http://schemas.microsoft.com/office/word/2016/wordml/cid" xmlns:w16="http://schemas.microsoft.com/office/word/2018/wordml" xmlns:w16sdtdh="http://schemas.microsoft.com/office/word/2020/wordml/sdtdatahash" xmlns:w16se="http://schemas.microsoft.com/office/word/2015/wordml/symex" xmlns:wpg="http://schemas.microsoft.com/office/word/2010/wordprocessingGroup" xmlns:wpi="http://schemas.microsoft.com/office/word/2010/wordprocessingInk" xmlns:wne="http://schemas.microsoft.com/office/word/2006/wordml" xmlns:wps="http://schemas.microsoft.com/office/word/2010/wordprocessingShape" mc:Ignorable="w14 w15 w16se w16cid w16 w16cex w16sdtdh wp14">
+  <w:endnote w:type="separator" w:id="-1">
+    <w:p>
+      <w:pPr>
+        <w:spacing w:after="0"/>
+      </w:pPr>
+      <w:r>
+        <w:separator/>
+      </w:r>
+    </w:p>
+  </w:endnote>
+  <w:endnote w:type="continuationSeparator" w:id="0">
+    <w:p>
+      <w:pPr>
+        <w:spacing w:after="0"/>
+      </w:pPr>
+      <w:r>
+        <w:continuationSeparator/>
+      </w:r>
+    </w:p>
+  </w:endnote>
+</w:endnotes>
 </file>
 
 <file path=word/footnotes.xml><?xml version="1.0" encoding="utf-8"?>
-<w:footnotes xmlns:w="http://schemas.openxmlformats.org/wordprocessingml/2006/main" xmlns:m="http://schemas.openxmlformats.org/officeDocument/2006/math" xmlns:r="http://schemas.openxmlformats.org/officeDocument/2006/relationships" xmlns:o="urn:schemas-microsoft-com:office:office" xmlns:v="urn:schemas-microsoft-com:vml" xmlns:w10="urn:schemas-microsoft-com:office:word" xmlns:a="http://schemas.openxmlformats.org/drawingml/2006/main" xmlns:pic="http://schemas.openxmlformats.org/drawingml/2006/picture" xmlns:wp="http://schemas.openxmlformats.org/drawingml/2006/wordprocessingDrawing">
+<w:footnotes xmlns:wpc="http://schemas.microsoft.com/office/word/2010/wordprocessingCanvas" xmlns:cx="http://schemas.microsoft.com/office/drawing/2014/chartex" xmlns:cx1="http://schemas.microsoft.com/office/drawing/2015/9/8/chartex" xmlns:cx2="http://schemas.microsoft.com/office/drawing/2015/10/21/chartex" xmlns:cx3="http://schemas.microsoft.com/office/drawing/2016/5/9/chartex" xmlns:cx4="http://schemas.microsoft.com/office/drawing/2016/5/10/chartex" xmlns:cx5="http://schemas.microsoft.com/office/drawing/2016/5/11/chartex" xmlns:cx6="http://schemas.microsoft.com/office/drawing/2016/5/12/chartex" xmlns:cx7="http://schemas.microsoft.com/office/drawing/2016/5/13/chartex" xmlns:cx8="http://schemas.microsoft.com/office/drawing/2016/5/14/chartex" xmlns:mc="http://schemas.openxmlformats.org/markup-compatibility/2006" xmlns:aink="http://schemas.microsoft.com/office/drawing/2016/ink" xmlns:am3d="http://schemas.microsoft.com/office/drawing/2017/model3d" xmlns:o="urn:schemas-microsoft-com:office:office" xmlns:r="http://schemas.openxmlformats.org/officeDocument/2006/relationships" xmlns:m="http://schemas.openxmlformats.org/officeDocument/2006/math" xmlns:v="urn:schemas-microsoft-com:vml" xmlns:wp14="http://schemas.microsoft.com/office/word/2010/wordprocessingDrawing" xmlns:wp="http://schemas.openxmlformats.org/drawingml/2006/wordprocessingDrawing" xmlns:w10="urn:schemas-microsoft-com:office:word" xmlns:w="http://schemas.openxmlformats.org/wordprocessingml/2006/main" xmlns:w14="http://schemas.microsoft.com/office/word/2010/wordml" xmlns:w15="http://schemas.microsoft.com/office/word/2012/wordml" xmlns:w16cex="http://schemas.microsoft.com/office/word/2018/wordml/cex" xmlns:w16cid="http://schemas.microsoft.com/office/word/2016/wordml/cid" xmlns:w16="http://schemas.microsoft.com/office/word/2018/wordml" xmlns:w16sdtdh="http://schemas.microsoft.com/office/word/2020/wordml/sdtdatahash" xmlns:w16se="http://schemas.microsoft.com/office/word/2015/wordml/symex" xmlns:wpg="http://schemas.microsoft.com/office/word/2010/wordprocessingGroup" xmlns:wpi="http://schemas.microsoft.com/office/word/2010/wordprocessingInk" xmlns:wne="http://schemas.microsoft.com/office/word/2006/wordml" xmlns:wps="http://schemas.microsoft.com/office/word/2010/wordprocessingShape" mc:Ignorable="w14 w15 w16se w16cid w16 w16cex w16sdtdh wp14">
+  <w:footnote w:type="separator" w:id="-1">
+    <w:p>
+      <w:r>
+        <w:separator/>
+      </w:r>
+    </w:p>
+  </w:footnote>
   <w:footnote w:type="continuationSeparator" w:id="0">
     <w:p>
       <w:r>
         <w:continuationSeparator/>
-      </w:r>
-    </w:p>
-  </w:footnote>
-  <w:footnote w:type="separator" w:id="-1">
-    <w:p>
-      <w:r>
-        <w:separator/>
       </w:r>
     </w:p>
   </w:footnote>
@@ -306,10 +349,11 @@
 </file>
 
 <file path=word/numbering.xml><?xml version="1.0" encoding="utf-8"?>
-<w:numbering xmlns:w="http://schemas.openxmlformats.org/wordprocessingml/2006/main">
-  <w:abstractNum w:abstractNumId="990">
-    <w:nsid w:val="A990"/>
+<w:numbering xmlns:wpc="http://schemas.microsoft.com/office/word/2010/wordprocessingCanvas" xmlns:cx="http://schemas.microsoft.com/office/drawing/2014/chartex" xmlns:cx1="http://schemas.microsoft.com/office/drawing/2015/9/8/chartex" xmlns:cx2="http://schemas.microsoft.com/office/drawing/2015/10/21/chartex" xmlns:cx3="http://schemas.microsoft.com/office/drawing/2016/5/9/chartex" xmlns:cx4="http://schemas.microsoft.com/office/drawing/2016/5/10/chartex" xmlns:cx5="http://schemas.microsoft.com/office/drawing/2016/5/11/chartex" xmlns:cx6="http://schemas.microsoft.com/office/drawing/2016/5/12/chartex" xmlns:cx7="http://schemas.microsoft.com/office/drawing/2016/5/13/chartex" xmlns:cx8="http://schemas.microsoft.com/office/drawing/2016/5/14/chartex" xmlns:mc="http://schemas.openxmlformats.org/markup-compatibility/2006" xmlns:aink="http://schemas.microsoft.com/office/drawing/2016/ink" xmlns:am3d="http://schemas.microsoft.com/office/drawing/2017/model3d" xmlns:o="urn:schemas-microsoft-com:office:office" xmlns:r="http://schemas.openxmlformats.org/officeDocument/2006/relationships" xmlns:m="http://schemas.openxmlformats.org/officeDocument/2006/math" xmlns:v="urn:schemas-microsoft-com:vml" xmlns:wp14="http://schemas.microsoft.com/office/word/2010/wordprocessingDrawing" xmlns:wp="http://schemas.openxmlformats.org/drawingml/2006/wordprocessingDrawing" xmlns:w10="urn:schemas-microsoft-com:office:word" xmlns:w="http://schemas.openxmlformats.org/wordprocessingml/2006/main" xmlns:w14="http://schemas.microsoft.com/office/word/2010/wordml" xmlns:w15="http://schemas.microsoft.com/office/word/2012/wordml" xmlns:w16cex="http://schemas.microsoft.com/office/word/2018/wordml/cex" xmlns:w16cid="http://schemas.microsoft.com/office/word/2016/wordml/cid" xmlns:w16="http://schemas.microsoft.com/office/word/2018/wordml" xmlns:w16sdtdh="http://schemas.microsoft.com/office/word/2020/wordml/sdtdatahash" xmlns:w16se="http://schemas.microsoft.com/office/word/2015/wordml/symex" xmlns:wpg="http://schemas.microsoft.com/office/word/2010/wordprocessingGroup" xmlns:wpi="http://schemas.microsoft.com/office/word/2010/wordprocessingInk" xmlns:wne="http://schemas.microsoft.com/office/word/2006/wordml" xmlns:wps="http://schemas.microsoft.com/office/word/2010/wordprocessingShape" mc:Ignorable="w14 w15 w16se w16cid w16 w16cex w16sdtdh wp14">
+  <w:abstractNum w:abstractNumId="0" w15:restartNumberingAfterBreak="0">
+    <w:nsid w:val="0000A990"/>
     <w:multiLevelType w:val="multilevel"/>
+    <w:tmpl w:val="919ED01A"/>
     <w:lvl w:ilvl="0">
       <w:numFmt w:val="bullet"/>
       <w:lvlText w:val=" "/>
@@ -383,21 +427,21 @@
       </w:pPr>
     </w:lvl>
   </w:abstractNum>
-  <w:num w:numId="1000">
-    <w:abstractNumId w:val="990"/>
+  <w:num w:numId="1">
+    <w:abstractNumId w:val="0"/>
   </w:num>
 </w:numbering>
 </file>
 
 <file path=word/styles.xml><?xml version="1.0" encoding="utf-8"?>
-<w:styles xmlns:r="http://schemas.openxmlformats.org/officeDocument/2006/relationships" xmlns:w="http://schemas.openxmlformats.org/wordprocessingml/2006/main">
+<w:styles xmlns:mc="http://schemas.openxmlformats.org/markup-compatibility/2006" xmlns:r="http://schemas.openxmlformats.org/officeDocument/2006/relationships" xmlns:w="http://schemas.openxmlformats.org/wordprocessingml/2006/main" xmlns:w14="http://schemas.microsoft.com/office/word/2010/wordml" xmlns:w15="http://schemas.microsoft.com/office/word/2012/wordml" xmlns:w16cex="http://schemas.microsoft.com/office/word/2018/wordml/cex" xmlns:w16cid="http://schemas.microsoft.com/office/word/2016/wordml/cid" xmlns:w16="http://schemas.microsoft.com/office/word/2018/wordml" xmlns:w16sdtdh="http://schemas.microsoft.com/office/word/2020/wordml/sdtdatahash" xmlns:w16se="http://schemas.microsoft.com/office/word/2015/wordml/symex" mc:Ignorable="w14 w15 w16se w16cid w16 w16cex w16sdtdh">
   <w:docDefaults>
     <w:rPrDefault>
       <w:rPr>
-        <w:rFonts w:asciiTheme="minorHAnsi" w:cstheme="minorBidi" w:eastAsiaTheme="minorHAnsi" w:hAnsiTheme="minorHAnsi"/>
+        <w:rFonts w:asciiTheme="minorHAnsi" w:eastAsiaTheme="minorHAnsi" w:hAnsiTheme="minorHAnsi" w:cstheme="minorBidi"/>
         <w:sz w:val="24"/>
         <w:szCs w:val="24"/>
-        <w:lang w:bidi="ar-SA" w:eastAsia="en-US" w:val="en-US"/>
+        <w:lang w:val="en-US" w:eastAsia="en-US" w:bidi="ar-SA"/>
       </w:rPr>
     </w:rPrDefault>
     <w:pPrDefault>
@@ -406,73 +450,600 @@
       </w:pPr>
     </w:pPrDefault>
   </w:docDefaults>
-  <w:latentStyles w:count="276" w:defLockedState="0" w:defQFormat="0" w:defSemiHidden="0" w:defUIPriority="0" w:defUnhideWhenUsed="0"/>
-  <w:style w:default="1" w:styleId="Normal" w:type="paragraph">
+  <w:latentStyles w:defLockedState="0" w:defUIPriority="0" w:defSemiHidden="0" w:defUnhideWhenUsed="0" w:defQFormat="0" w:count="376">
+    <w:lsdException w:name="heading 5" w:semiHidden="1" w:unhideWhenUsed="1"/>
+    <w:lsdException w:name="index 2" w:semiHidden="1" w:unhideWhenUsed="1"/>
+    <w:lsdException w:name="index 3" w:semiHidden="1" w:unhideWhenUsed="1"/>
+    <w:lsdException w:name="index 4" w:semiHidden="1" w:unhideWhenUsed="1"/>
+    <w:lsdException w:name="index 5" w:semiHidden="1" w:unhideWhenUsed="1"/>
+    <w:lsdException w:name="index 6" w:semiHidden="1" w:unhideWhenUsed="1"/>
+    <w:lsdException w:name="index 7" w:semiHidden="1" w:unhideWhenUsed="1"/>
+    <w:lsdException w:name="index 8" w:semiHidden="1" w:unhideWhenUsed="1"/>
+    <w:lsdException w:name="index 9" w:semiHidden="1" w:unhideWhenUsed="1"/>
+    <w:lsdException w:name="toc 1" w:semiHidden="1" w:unhideWhenUsed="1"/>
+    <w:lsdException w:name="toc 2" w:semiHidden="1" w:unhideWhenUsed="1"/>
+    <w:lsdException w:name="toc 3" w:semiHidden="1" w:unhideWhenUsed="1"/>
+    <w:lsdException w:name="toc 4" w:semiHidden="1" w:unhideWhenUsed="1"/>
+    <w:lsdException w:name="toc 5" w:semiHidden="1" w:unhideWhenUsed="1"/>
+    <w:lsdException w:name="toc 6" w:semiHidden="1" w:unhideWhenUsed="1"/>
+    <w:lsdException w:name="toc 7" w:semiHidden="1" w:unhideWhenUsed="1"/>
+    <w:lsdException w:name="toc 8" w:semiHidden="1" w:unhideWhenUsed="1"/>
+    <w:lsdException w:name="toc 9" w:semiHidden="1" w:unhideWhenUsed="1"/>
+    <w:lsdException w:name="Normal Indent" w:semiHidden="1" w:unhideWhenUsed="1"/>
+    <w:lsdException w:name="footnote text" w:semiHidden="1" w:unhideWhenUsed="1"/>
+    <w:lsdException w:name="annotation text" w:semiHidden="1" w:unhideWhenUsed="1"/>
+    <w:lsdException w:name="header" w:semiHidden="1" w:unhideWhenUsed="1"/>
+    <w:lsdException w:name="footer" w:semiHidden="1" w:unhideWhenUsed="1"/>
+    <w:lsdException w:name="index heading" w:semiHidden="1" w:unhideWhenUsed="1"/>
+    <w:lsdException w:name="caption" w:semiHidden="1" w:unhideWhenUsed="1"/>
+    <w:lsdException w:name="table of figures" w:semiHidden="1" w:unhideWhenUsed="1"/>
+    <w:lsdException w:name="envelope address" w:semiHidden="1" w:unhideWhenUsed="1"/>
+    <w:lsdException w:name="envelope return" w:semiHidden="1" w:unhideWhenUsed="1"/>
+    <w:lsdException w:name="footnote reference" w:semiHidden="1" w:unhideWhenUsed="1"/>
+    <w:lsdException w:name="annotation reference" w:semiHidden="1" w:unhideWhenUsed="1"/>
+    <w:lsdException w:name="line number" w:semiHidden="1" w:unhideWhenUsed="1"/>
+    <w:lsdException w:name="page number" w:semiHidden="1" w:unhideWhenUsed="1"/>
+    <w:lsdException w:name="endnote reference" w:semiHidden="1" w:unhideWhenUsed="1"/>
+    <w:lsdException w:name="endnote text" w:semiHidden="1" w:unhideWhenUsed="1"/>
+    <w:lsdException w:name="table of authorities" w:semiHidden="1" w:unhideWhenUsed="1"/>
+    <w:lsdException w:name="macro" w:semiHidden="1" w:unhideWhenUsed="1"/>
+    <w:lsdException w:name="toa heading" w:semiHidden="1" w:unhideWhenUsed="1"/>
+    <w:lsdException w:name="List" w:semiHidden="1" w:unhideWhenUsed="1"/>
+    <w:lsdException w:name="List Bullet" w:semiHidden="1" w:unhideWhenUsed="1"/>
+    <w:lsdException w:name="List Number" w:semiHidden="1" w:unhideWhenUsed="1"/>
+    <w:lsdException w:name="List 2" w:semiHidden="1" w:unhideWhenUsed="1"/>
+    <w:lsdException w:name="List 3" w:semiHidden="1" w:unhideWhenUsed="1"/>
+    <w:lsdException w:name="List 4" w:semiHidden="1" w:unhideWhenUsed="1"/>
+    <w:lsdException w:name="List Bullet 2" w:semiHidden="1" w:unhideWhenUsed="1"/>
+    <w:lsdException w:name="List Bullet 3" w:semiHidden="1" w:unhideWhenUsed="1"/>
+    <w:lsdException w:name="List Number 2" w:semiHidden="1" w:unhideWhenUsed="1"/>
+    <w:lsdException w:name="List Number 3" w:semiHidden="1" w:unhideWhenUsed="1"/>
+    <w:lsdException w:name="List Number 4" w:semiHidden="1" w:unhideWhenUsed="1"/>
+    <w:lsdException w:name="List Number 5" w:semiHidden="1" w:unhideWhenUsed="1"/>
+    <w:lsdException w:name="Closing" w:semiHidden="1" w:unhideWhenUsed="1"/>
+    <w:lsdException w:name="Signature" w:semiHidden="1" w:unhideWhenUsed="1"/>
+    <w:lsdException w:name="Default Paragraph Font" w:semiHidden="1" w:unhideWhenUsed="1"/>
+    <w:lsdException w:name="Body Text" w:semiHidden="1" w:unhideWhenUsed="1"/>
+    <w:lsdException w:name="Body Text Indent" w:semiHidden="1" w:unhideWhenUsed="1"/>
+    <w:lsdException w:name="List Continue" w:semiHidden="1" w:unhideWhenUsed="1"/>
+    <w:lsdException w:name="List Continue 2" w:semiHidden="1" w:unhideWhenUsed="1"/>
+    <w:lsdException w:name="List Continue 3" w:semiHidden="1" w:unhideWhenUsed="1"/>
+    <w:lsdException w:name="List Continue 4" w:semiHidden="1" w:unhideWhenUsed="1"/>
+    <w:lsdException w:name="List Continue 5" w:semiHidden="1" w:unhideWhenUsed="1"/>
+    <w:lsdException w:name="Message Header" w:semiHidden="1" w:unhideWhenUsed="1"/>
+    <w:lsdException w:name="Salutation" w:semiHidden="1" w:unhideWhenUsed="1"/>
+    <w:lsdException w:name="Date" w:semiHidden="1" w:unhideWhenUsed="1"/>
+    <w:lsdException w:name="Body Text First Indent" w:semiHidden="1" w:unhideWhenUsed="1"/>
+    <w:lsdException w:name="Body Text Indent 2" w:semiHidden="1" w:unhideWhenUsed="1"/>
+    <w:lsdException w:name="Body Text Indent 3" w:semiHidden="1" w:unhideWhenUsed="1"/>
+    <w:lsdException w:name="Block Text" w:semiHidden="1" w:unhideWhenUsed="1"/>
+    <w:lsdException w:name="Hyperlink" w:semiHidden="1" w:unhideWhenUsed="1"/>
+    <w:lsdException w:name="FollowedHyperlink" w:semiHidden="1" w:unhideWhenUsed="1"/>
+    <w:lsdException w:name="Document Map" w:semiHidden="1" w:unhideWhenUsed="1"/>
+    <w:lsdException w:name="Plain Text" w:semiHidden="1" w:unhideWhenUsed="1"/>
+    <w:lsdException w:name="E-mail Signature" w:semiHidden="1" w:unhideWhenUsed="1"/>
+    <w:lsdException w:name="HTML Top of Form" w:semiHidden="1" w:unhideWhenUsed="1"/>
+    <w:lsdException w:name="HTML Bottom of Form" w:semiHidden="1" w:unhideWhenUsed="1"/>
+    <w:lsdException w:name="Normal (Web)" w:semiHidden="1" w:unhideWhenUsed="1"/>
+    <w:lsdException w:name="HTML Acronym" w:semiHidden="1" w:unhideWhenUsed="1"/>
+    <w:lsdException w:name="HTML Address" w:semiHidden="1" w:unhideWhenUsed="1"/>
+    <w:lsdException w:name="HTML Cite" w:semiHidden="1" w:unhideWhenUsed="1"/>
+    <w:lsdException w:name="HTML Code" w:semiHidden="1" w:unhideWhenUsed="1"/>
+    <w:lsdException w:name="HTML Definition" w:semiHidden="1" w:unhideWhenUsed="1"/>
+    <w:lsdException w:name="HTML Keyboard" w:semiHidden="1" w:unhideWhenUsed="1"/>
+    <w:lsdException w:name="HTML Preformatted" w:semiHidden="1" w:unhideWhenUsed="1"/>
+    <w:lsdException w:name="HTML Sample" w:semiHidden="1" w:unhideWhenUsed="1"/>
+    <w:lsdException w:name="HTML Typewriter" w:semiHidden="1" w:unhideWhenUsed="1"/>
+    <w:lsdException w:name="HTML Variable" w:semiHidden="1" w:unhideWhenUsed="1"/>
+    <w:lsdException w:name="Normal Table" w:semiHidden="1" w:unhideWhenUsed="1"/>
+    <w:lsdException w:name="annotation subject" w:semiHidden="1" w:unhideWhenUsed="1"/>
+    <w:lsdException w:name="No List" w:semiHidden="1" w:unhideWhenUsed="1"/>
+    <w:lsdException w:name="Outline List 1" w:semiHidden="1" w:unhideWhenUsed="1"/>
+    <w:lsdException w:name="Outline List 2" w:semiHidden="1" w:unhideWhenUsed="1"/>
+    <w:lsdException w:name="Outline List 3" w:semiHidden="1" w:unhideWhenUsed="1"/>
+    <w:lsdException w:name="Table Simple 1" w:semiHidden="1" w:unhideWhenUsed="1"/>
+    <w:lsdException w:name="Table Simple 2" w:semiHidden="1" w:unhideWhenUsed="1"/>
+    <w:lsdException w:name="Table Simple 3" w:semiHidden="1" w:unhideWhenUsed="1"/>
+    <w:lsdException w:name="Table Classic 1" w:semiHidden="1" w:unhideWhenUsed="1"/>
+    <w:lsdException w:name="Table Classic 2" w:semiHidden="1" w:unhideWhenUsed="1"/>
+    <w:lsdException w:name="Table Classic 3" w:semiHidden="1" w:unhideWhenUsed="1"/>
+    <w:lsdException w:name="Table Classic 4" w:semiHidden="1" w:unhideWhenUsed="1"/>
+    <w:lsdException w:name="Table Colorful 1" w:semiHidden="1" w:unhideWhenUsed="1"/>
+    <w:lsdException w:name="Table Colorful 2" w:semiHidden="1" w:unhideWhenUsed="1"/>
+    <w:lsdException w:name="Table Colorful 3" w:semiHidden="1" w:unhideWhenUsed="1"/>
+    <w:lsdException w:name="Table Columns 1" w:semiHidden="1" w:unhideWhenUsed="1"/>
+    <w:lsdException w:name="Table Columns 2" w:semiHidden="1" w:unhideWhenUsed="1"/>
+    <w:lsdException w:name="Table Columns 3" w:semiHidden="1" w:unhideWhenUsed="1"/>
+    <w:lsdException w:name="Table Columns 4" w:semiHidden="1" w:unhideWhenUsed="1"/>
+    <w:lsdException w:name="Table Columns 5" w:semiHidden="1" w:unhideWhenUsed="1"/>
+    <w:lsdException w:name="Table Grid 1" w:semiHidden="1" w:unhideWhenUsed="1"/>
+    <w:lsdException w:name="Table Grid 2" w:semiHidden="1" w:unhideWhenUsed="1"/>
+    <w:lsdException w:name="Table Grid 3" w:semiHidden="1" w:unhideWhenUsed="1"/>
+    <w:lsdException w:name="Table Grid 4" w:semiHidden="1" w:unhideWhenUsed="1"/>
+    <w:lsdException w:name="Table Grid 5" w:semiHidden="1" w:unhideWhenUsed="1"/>
+    <w:lsdException w:name="Table Grid 6" w:semiHidden="1" w:unhideWhenUsed="1"/>
+    <w:lsdException w:name="Table Grid 7" w:semiHidden="1" w:unhideWhenUsed="1"/>
+    <w:lsdException w:name="Table Grid 8" w:semiHidden="1" w:unhideWhenUsed="1"/>
+    <w:lsdException w:name="Table List 1" w:semiHidden="1" w:unhideWhenUsed="1"/>
+    <w:lsdException w:name="Table List 2" w:semiHidden="1" w:unhideWhenUsed="1"/>
+    <w:lsdException w:name="Table List 3" w:semiHidden="1" w:unhideWhenUsed="1"/>
+    <w:lsdException w:name="Table List 4" w:semiHidden="1" w:unhideWhenUsed="1"/>
+    <w:lsdException w:name="Table List 5" w:semiHidden="1" w:unhideWhenUsed="1"/>
+    <w:lsdException w:name="Table List 6" w:semiHidden="1" w:unhideWhenUsed="1"/>
+    <w:lsdException w:name="Table List 7" w:semiHidden="1" w:unhideWhenUsed="1"/>
+    <w:lsdException w:name="Table List 8" w:semiHidden="1" w:unhideWhenUsed="1"/>
+    <w:lsdException w:name="Table 3D effects 1" w:semiHidden="1" w:unhideWhenUsed="1"/>
+    <w:lsdException w:name="Table 3D effects 2" w:semiHidden="1" w:unhideWhenUsed="1"/>
+    <w:lsdException w:name="Table 3D effects 3" w:semiHidden="1" w:unhideWhenUsed="1"/>
+    <w:lsdException w:name="Table Contemporary" w:semiHidden="1" w:unhideWhenUsed="1"/>
+    <w:lsdException w:name="Table Elegant" w:semiHidden="1" w:unhideWhenUsed="1"/>
+    <w:lsdException w:name="Table Professional" w:semiHidden="1" w:unhideWhenUsed="1"/>
+    <w:lsdException w:name="Table Subtle 1" w:semiHidden="1" w:unhideWhenUsed="1"/>
+    <w:lsdException w:name="Table Subtle 2" w:semiHidden="1" w:unhideWhenUsed="1"/>
+    <w:lsdException w:name="Table Web 1" w:semiHidden="1" w:unhideWhenUsed="1"/>
+    <w:lsdException w:name="Table Web 2" w:semiHidden="1" w:unhideWhenUsed="1"/>
+    <w:lsdException w:name="Table Web 3" w:semiHidden="1" w:unhideWhenUsed="1"/>
+    <w:lsdException w:name="Balloon Text" w:semiHidden="1" w:unhideWhenUsed="1"/>
+    <w:lsdException w:name="Table Theme" w:semiHidden="1" w:unhideWhenUsed="1"/>
+    <w:lsdException w:name="Placeholder Text" w:semiHidden="1"/>
+    <w:lsdException w:name="Light Shading"/>
+    <w:lsdException w:name="Light List"/>
+    <w:lsdException w:name="Medium Grid 3"/>
+    <w:lsdException w:name="Dark List"/>
+    <w:lsdException w:name="Colorful Shading"/>
+    <w:lsdException w:name="Colorful List"/>
+    <w:lsdException w:name="Colorful Grid"/>
+    <w:lsdException w:name="Light Shading Accent 1"/>
+    <w:lsdException w:name="Light List Accent 1"/>
+    <w:lsdException w:name="Light Grid Accent 1"/>
+    <w:lsdException w:name="Medium Shading 1 Accent 1"/>
+    <w:lsdException w:name="Medium Shading 2 Accent 1"/>
+    <w:lsdException w:name="Medium List 1 Accent 1"/>
+    <w:lsdException w:name="Revision" w:semiHidden="1"/>
+    <w:lsdException w:name="Medium List 2 Accent 1"/>
+    <w:lsdException w:name="Medium Grid 1 Accent 1"/>
+    <w:lsdException w:name="Medium Grid 2 Accent 1"/>
+    <w:lsdException w:name="Medium Grid 3 Accent 1"/>
+    <w:lsdException w:name="Dark List Accent 1"/>
+    <w:lsdException w:name="Colorful Shading Accent 1"/>
+    <w:lsdException w:name="Colorful List Accent 1"/>
+    <w:lsdException w:name="Colorful Grid Accent 1"/>
+    <w:lsdException w:name="Light Shading Accent 2"/>
+    <w:lsdException w:name="Light List Accent 2"/>
+    <w:lsdException w:name="Light Grid Accent 2"/>
+    <w:lsdException w:name="Medium Shading 1 Accent 2"/>
+    <w:lsdException w:name="Medium Shading 2 Accent 2"/>
+    <w:lsdException w:name="Medium List 1 Accent 2"/>
+    <w:lsdException w:name="Medium List 2 Accent 2"/>
+    <w:lsdException w:name="Medium Grid 1 Accent 2"/>
+    <w:lsdException w:name="Medium Grid 2 Accent 2"/>
+    <w:lsdException w:name="Medium Grid 3 Accent 2"/>
+    <w:lsdException w:name="Dark List Accent 2"/>
+    <w:lsdException w:name="Colorful Shading Accent 2"/>
+    <w:lsdException w:name="Colorful List Accent 2"/>
+    <w:lsdException w:name="Colorful Grid Accent 2"/>
+    <w:lsdException w:name="Light Shading Accent 3"/>
+    <w:lsdException w:name="Light List Accent 3"/>
+    <w:lsdException w:name="Light Grid Accent 3"/>
+    <w:lsdException w:name="Medium Shading 1 Accent 3"/>
+    <w:lsdException w:name="Medium Shading 2 Accent 3"/>
+    <w:lsdException w:name="Medium List 1 Accent 3"/>
+    <w:lsdException w:name="Medium List 2 Accent 3"/>
+    <w:lsdException w:name="Medium Grid 1 Accent 3"/>
+    <w:lsdException w:name="Medium Grid 2 Accent 3"/>
+    <w:lsdException w:name="Medium Grid 3 Accent 3"/>
+    <w:lsdException w:name="Dark List Accent 3"/>
+    <w:lsdException w:name="Colorful Shading Accent 3"/>
+    <w:lsdException w:name="Colorful List Accent 3"/>
+    <w:lsdException w:name="Colorful Grid Accent 3"/>
+    <w:lsdException w:name="Light Shading Accent 4"/>
+    <w:lsdException w:name="Light List Accent 4"/>
+    <w:lsdException w:name="Light Grid Accent 4"/>
+    <w:lsdException w:name="Medium Shading 1 Accent 4"/>
+    <w:lsdException w:name="Medium Shading 2 Accent 4"/>
+    <w:lsdException w:name="Medium List 1 Accent 4"/>
+    <w:lsdException w:name="Medium List 2 Accent 4"/>
+    <w:lsdException w:name="Medium Grid 1 Accent 4"/>
+    <w:lsdException w:name="Medium Grid 2 Accent 4"/>
+    <w:lsdException w:name="Medium Grid 3 Accent 4"/>
+    <w:lsdException w:name="Dark List Accent 4"/>
+    <w:lsdException w:name="Colorful Shading Accent 4"/>
+    <w:lsdException w:name="Colorful List Accent 4"/>
+    <w:lsdException w:name="Colorful Grid Accent 4"/>
+    <w:lsdException w:name="Light Shading Accent 5"/>
+    <w:lsdException w:name="Light List Accent 5"/>
+    <w:lsdException w:name="Light Grid Accent 5"/>
+    <w:lsdException w:name="Medium Shading 1 Accent 5"/>
+    <w:lsdException w:name="Medium Shading 2 Accent 5"/>
+    <w:lsdException w:name="Medium List 1 Accent 5"/>
+    <w:lsdException w:name="Medium List 2 Accent 5"/>
+    <w:lsdException w:name="Medium Grid 1 Accent 5"/>
+    <w:lsdException w:name="Medium Grid 2 Accent 5"/>
+    <w:lsdException w:name="Medium Grid 3 Accent 5"/>
+    <w:lsdException w:name="Dark List Accent 5"/>
+    <w:lsdException w:name="Colorful Shading Accent 5"/>
+    <w:lsdException w:name="Colorful List Accent 5"/>
+    <w:lsdException w:name="Colorful Grid Accent 5"/>
+    <w:lsdException w:name="Light Shading Accent 6"/>
+    <w:lsdException w:name="Light List Accent 6"/>
+    <w:lsdException w:name="Light Grid Accent 6"/>
+    <w:lsdException w:name="Medium Shading 1 Accent 6"/>
+    <w:lsdException w:name="Medium Shading 2 Accent 6"/>
+    <w:lsdException w:name="Medium List 1 Accent 6"/>
+    <w:lsdException w:name="Medium List 2 Accent 6"/>
+    <w:lsdException w:name="Medium Grid 1 Accent 6"/>
+    <w:lsdException w:name="Medium Grid 2 Accent 6"/>
+    <w:lsdException w:name="Medium Grid 3 Accent 6"/>
+    <w:lsdException w:name="Dark List Accent 6"/>
+    <w:lsdException w:name="Colorful Shading Accent 6"/>
+    <w:lsdException w:name="Colorful List Accent 6"/>
+    <w:lsdException w:name="Colorful Grid Accent 6"/>
+    <w:lsdException w:name="Bibliography" w:semiHidden="1" w:unhideWhenUsed="1"/>
+    <w:lsdException w:name="TOC Heading" w:semiHidden="1" w:unhideWhenUsed="1"/>
+    <w:lsdException w:name="Grid Table 4" w:uiPriority="49"/>
+    <w:lsdException w:name="Grid Table 5 Dark" w:uiPriority="50"/>
+    <w:lsdException w:name="Grid Table 6 Colorful" w:uiPriority="51"/>
+    <w:lsdException w:name="Grid Table 7 Colorful" w:uiPriority="52"/>
+    <w:lsdException w:name="Grid Table 1 Light Accent 1" w:uiPriority="46"/>
+    <w:lsdException w:name="Grid Table 2 Accent 1" w:uiPriority="47"/>
+    <w:lsdException w:name="Grid Table 3 Accent 1" w:uiPriority="48"/>
+    <w:lsdException w:name="Grid Table 4 Accent 1" w:uiPriority="49"/>
+    <w:lsdException w:name="Grid Table 5 Dark Accent 1" w:uiPriority="50"/>
+    <w:lsdException w:name="Grid Table 6 Colorful Accent 1" w:uiPriority="51"/>
+    <w:lsdException w:name="Grid Table 7 Colorful Accent 1" w:uiPriority="52"/>
+    <w:lsdException w:name="Grid Table 1 Light Accent 2" w:uiPriority="46"/>
+    <w:lsdException w:name="Grid Table 2 Accent 2" w:uiPriority="47"/>
+    <w:lsdException w:name="Grid Table 3 Accent 2" w:uiPriority="48"/>
+    <w:lsdException w:name="Grid Table 4 Accent 2" w:uiPriority="49"/>
+    <w:lsdException w:name="Grid Table 5 Dark Accent 2" w:uiPriority="50"/>
+    <w:lsdException w:name="Grid Table 6 Colorful Accent 2" w:uiPriority="51"/>
+    <w:lsdException w:name="Grid Table 7 Colorful Accent 2" w:uiPriority="52"/>
+    <w:lsdException w:name="Grid Table 1 Light Accent 3" w:uiPriority="46"/>
+    <w:lsdException w:name="Grid Table 2 Accent 3" w:uiPriority="47"/>
+    <w:lsdException w:name="Grid Table 3 Accent 3" w:uiPriority="48"/>
+    <w:lsdException w:name="Grid Table 4 Accent 3" w:uiPriority="49"/>
+    <w:lsdException w:name="Grid Table 5 Dark Accent 3" w:uiPriority="50"/>
+    <w:lsdException w:name="Grid Table 6 Colorful Accent 3" w:uiPriority="51"/>
+    <w:lsdException w:name="Grid Table 7 Colorful Accent 3" w:uiPriority="52"/>
+    <w:lsdException w:name="Grid Table 1 Light Accent 4" w:uiPriority="46"/>
+    <w:lsdException w:name="Grid Table 2 Accent 4" w:uiPriority="47"/>
+    <w:lsdException w:name="Grid Table 3 Accent 4" w:uiPriority="48"/>
+    <w:lsdException w:name="Grid Table 4 Accent 4" w:uiPriority="49"/>
+    <w:lsdException w:name="Grid Table 5 Dark Accent 4" w:uiPriority="50"/>
+    <w:lsdException w:name="Grid Table 6 Colorful Accent 4" w:uiPriority="51"/>
+    <w:lsdException w:name="Grid Table 7 Colorful Accent 4" w:uiPriority="52"/>
+    <w:lsdException w:name="Grid Table 1 Light Accent 5" w:uiPriority="46"/>
+    <w:lsdException w:name="Grid Table 2 Accent 5" w:uiPriority="47"/>
+    <w:lsdException w:name="Grid Table 3 Accent 5" w:uiPriority="48"/>
+    <w:lsdException w:name="Grid Table 4 Accent 5" w:uiPriority="49"/>
+    <w:lsdException w:name="Grid Table 5 Dark Accent 5" w:uiPriority="50"/>
+    <w:lsdException w:name="Grid Table 6 Colorful Accent 5" w:uiPriority="51"/>
+    <w:lsdException w:name="Grid Table 7 Colorful Accent 5" w:uiPriority="52"/>
+    <w:lsdException w:name="Grid Table 1 Light Accent 6" w:uiPriority="46"/>
+    <w:lsdException w:name="Grid Table 2 Accent 6" w:uiPriority="47"/>
+    <w:lsdException w:name="Grid Table 3 Accent 6" w:uiPriority="48"/>
+    <w:lsdException w:name="Grid Table 4 Accent 6" w:uiPriority="49"/>
+    <w:lsdException w:name="Grid Table 5 Dark Accent 6" w:uiPriority="50"/>
+    <w:lsdException w:name="Grid Table 6 Colorful Accent 6" w:uiPriority="51"/>
+    <w:lsdException w:name="Grid Table 7 Colorful Accent 6" w:uiPriority="52"/>
+    <w:lsdException w:name="List Table 1 Light" w:uiPriority="46"/>
+    <w:lsdException w:name="List Table 2" w:uiPriority="47"/>
+    <w:lsdException w:name="List Table 3" w:uiPriority="48"/>
+    <w:lsdException w:name="List Table 4" w:uiPriority="49"/>
+    <w:lsdException w:name="List Table 5 Dark" w:uiPriority="50"/>
+    <w:lsdException w:name="List Table 6 Colorful" w:uiPriority="51"/>
+    <w:lsdException w:name="List Table 7 Colorful" w:uiPriority="52"/>
+    <w:lsdException w:name="List Table 1 Light Accent 1" w:uiPriority="46"/>
+    <w:lsdException w:name="List Table 2 Accent 1" w:uiPriority="47"/>
+    <w:lsdException w:name="List Table 3 Accent 1" w:uiPriority="48"/>
+    <w:lsdException w:name="List Table 4 Accent 1" w:uiPriority="49"/>
+    <w:lsdException w:name="List Table 5 Dark Accent 1" w:uiPriority="50"/>
+    <w:lsdException w:name="List Table 6 Colorful Accent 1" w:uiPriority="51"/>
+    <w:lsdException w:name="List Table 7 Colorful Accent 1" w:uiPriority="52"/>
+    <w:lsdException w:name="List Table 1 Light Accent 2" w:uiPriority="46"/>
+    <w:lsdException w:name="List Table 2 Accent 2" w:uiPriority="47"/>
+    <w:lsdException w:name="List Table 3 Accent 2" w:uiPriority="48"/>
+    <w:lsdException w:name="List Table 4 Accent 2" w:uiPriority="49"/>
+    <w:lsdException w:name="List Table 5 Dark Accent 2" w:uiPriority="50"/>
+    <w:lsdException w:name="List Table 6 Colorful Accent 2" w:uiPriority="51"/>
+    <w:lsdException w:name="List Table 7 Colorful Accent 2" w:uiPriority="52"/>
+    <w:lsdException w:name="List Table 1 Light Accent 3" w:uiPriority="46"/>
+    <w:lsdException w:name="List Table 2 Accent 3" w:uiPriority="47"/>
+    <w:lsdException w:name="List Table 3 Accent 3" w:uiPriority="48"/>
+    <w:lsdException w:name="List Table 4 Accent 3" w:uiPriority="49"/>
+    <w:lsdException w:name="List Table 5 Dark Accent 3" w:uiPriority="50"/>
+    <w:lsdException w:name="List Table 6 Colorful Accent 3" w:uiPriority="51"/>
+    <w:lsdException w:name="List Table 7 Colorful Accent 3" w:uiPriority="52"/>
+    <w:lsdException w:name="List Table 1 Light Accent 4" w:uiPriority="46"/>
+    <w:lsdException w:name="List Table 2 Accent 4" w:uiPriority="47"/>
+    <w:lsdException w:name="List Table 3 Accent 4" w:uiPriority="48"/>
+    <w:lsdException w:name="List Table 4 Accent 4" w:uiPriority="49"/>
+    <w:lsdException w:name="List Table 5 Dark Accent 4" w:uiPriority="50"/>
+    <w:lsdException w:name="List Table 6 Colorful Accent 4" w:uiPriority="51"/>
+    <w:lsdException w:name="List Table 7 Colorful Accent 4" w:uiPriority="52"/>
+    <w:lsdException w:name="List Table 1 Light Accent 5" w:uiPriority="46"/>
+    <w:lsdException w:name="List Table 2 Accent 5" w:uiPriority="47"/>
+    <w:lsdException w:name="List Table 3 Accent 5" w:uiPriority="48"/>
+    <w:lsdException w:name="List Table 4 Accent 5" w:uiPriority="49"/>
+    <w:lsdException w:name="List Table 5 Dark Accent 5" w:uiPriority="50"/>
+    <w:lsdException w:name="List Table 6 Colorful Accent 5" w:uiPriority="51"/>
+    <w:lsdException w:name="List Table 7 Colorful Accent 5" w:uiPriority="52"/>
+    <w:lsdException w:name="List Table 1 Light Accent 6" w:uiPriority="46"/>
+    <w:lsdException w:name="List Table 2 Accent 6" w:uiPriority="47"/>
+    <w:lsdException w:name="List Table 3 Accent 6" w:uiPriority="48"/>
+    <w:lsdException w:name="List Table 4 Accent 6" w:uiPriority="49"/>
+    <w:lsdException w:name="List Table 5 Dark Accent 6" w:uiPriority="50"/>
+    <w:lsdException w:name="List Table 6 Colorful Accent 6" w:uiPriority="51"/>
+    <w:lsdException w:name="List Table 7 Colorful Accent 6" w:uiPriority="52"/>
+    <w:lsdException w:name="Mention" w:semiHidden="1" w:uiPriority="99" w:unhideWhenUsed="1"/>
+    <w:lsdException w:name="Smart Hyperlink" w:semiHidden="1" w:uiPriority="99" w:unhideWhenUsed="1"/>
+    <w:lsdException w:name="Hashtag" w:semiHidden="1" w:uiPriority="99" w:unhideWhenUsed="1"/>
+    <w:lsdException w:name="Unresolved Mention" w:semiHidden="1" w:uiPriority="99" w:unhideWhenUsed="1"/>
+    <w:lsdException w:name="Smart Link" w:semiHidden="1" w:uiPriority="99" w:unhideWhenUsed="1"/>
+  </w:latentStyles>
+  <w:style w:type="paragraph" w:default="1" w:styleId="Normal">
     <w:name w:val="Normal"/>
     <w:qFormat/>
   </w:style>
-  <w:style w:styleId="BodyText" w:type="paragraph">
-    <w:name w:val="Body Text"/>
-    <w:basedOn w:val="Normal"/>
-    <w:link w:val="BodyTextChar"/>
-    <w:pPr>
-      <w:spacing w:after="180" w:before="180"/>
-    </w:pPr>
-    <w:qFormat/>
-  </w:style>
-  <w:style w:customStyle="1" w:styleId="FirstParagraph" w:type="paragraph">
-    <w:name w:val="First Paragraph"/>
-    <w:basedOn w:val="BodyText"/>
-    <w:next w:val="BodyText"/>
-    <w:qFormat/>
-  </w:style>
-  <w:style w:customStyle="1" w:styleId="Compact" w:type="paragraph">
-    <w:name w:val="Compact"/>
-    <w:basedOn w:val="BodyText"/>
-    <w:qFormat/>
-    <w:pPr>
-      <w:spacing w:after="36" w:before="36"/>
-    </w:pPr>
-  </w:style>
-  <w:style w:styleId="Title" w:type="paragraph">
-    <w:name w:val="Title"/>
-    <w:basedOn w:val="Normal"/>
-    <w:next w:val="BodyText"/>
+  <w:style w:type="paragraph" w:styleId="Ttulo1">
+    <w:name w:val="heading 1"/>
+    <w:basedOn w:val="Normal"/>
+    <w:next w:val="Textoindependiente"/>
+    <w:uiPriority w:val="9"/>
     <w:qFormat/>
     <w:pPr>
       <w:keepNext/>
       <w:keepLines/>
-      <w:spacing w:after="240" w:before="480"/>
-      <w:jc w:val="center"/>
-    </w:pPr>
-    <w:rPr>
-      <w:rFonts w:asciiTheme="majorHAnsi" w:cstheme="majorBidi" w:eastAsiaTheme="majorEastAsia" w:hAnsiTheme="majorHAnsi"/>
+      <w:spacing w:before="480" w:after="0"/>
+      <w:outlineLvl w:val="0"/>
+    </w:pPr>
+    <w:rPr>
+      <w:rFonts w:asciiTheme="majorHAnsi" w:eastAsiaTheme="majorEastAsia" w:hAnsiTheme="majorHAnsi" w:cstheme="majorBidi"/>
       <w:b/>
       <w:bCs/>
-      <w:color w:themeColor="accent1" w:themeShade="B5" w:val="345A8A"/>
+      <w:color w:val="4F81BD" w:themeColor="accent1"/>
+      <w:sz w:val="32"/>
+      <w:szCs w:val="32"/>
+    </w:rPr>
+  </w:style>
+  <w:style w:type="paragraph" w:styleId="Ttulo2">
+    <w:name w:val="heading 2"/>
+    <w:basedOn w:val="Normal"/>
+    <w:next w:val="Textoindependiente"/>
+    <w:uiPriority w:val="9"/>
+    <w:unhideWhenUsed/>
+    <w:qFormat/>
+    <w:pPr>
+      <w:keepNext/>
+      <w:keepLines/>
+      <w:spacing w:before="200" w:after="0"/>
+      <w:outlineLvl w:val="1"/>
+    </w:pPr>
+    <w:rPr>
+      <w:rFonts w:asciiTheme="majorHAnsi" w:eastAsiaTheme="majorEastAsia" w:hAnsiTheme="majorHAnsi" w:cstheme="majorBidi"/>
+      <w:b/>
+      <w:bCs/>
+      <w:color w:val="4F81BD" w:themeColor="accent1"/>
+      <w:sz w:val="28"/>
+      <w:szCs w:val="28"/>
+    </w:rPr>
+  </w:style>
+  <w:style w:type="paragraph" w:styleId="Ttulo3">
+    <w:name w:val="heading 3"/>
+    <w:basedOn w:val="Normal"/>
+    <w:next w:val="Textoindependiente"/>
+    <w:uiPriority w:val="9"/>
+    <w:unhideWhenUsed/>
+    <w:qFormat/>
+    <w:pPr>
+      <w:keepNext/>
+      <w:keepLines/>
+      <w:spacing w:before="200" w:after="0"/>
+      <w:outlineLvl w:val="2"/>
+    </w:pPr>
+    <w:rPr>
+      <w:rFonts w:asciiTheme="majorHAnsi" w:eastAsiaTheme="majorEastAsia" w:hAnsiTheme="majorHAnsi" w:cstheme="majorBidi"/>
+      <w:b/>
+      <w:bCs/>
+      <w:color w:val="4F81BD" w:themeColor="accent1"/>
+    </w:rPr>
+  </w:style>
+  <w:style w:type="paragraph" w:styleId="Ttulo4">
+    <w:name w:val="heading 4"/>
+    <w:basedOn w:val="Normal"/>
+    <w:next w:val="Textoindependiente"/>
+    <w:uiPriority w:val="9"/>
+    <w:unhideWhenUsed/>
+    <w:qFormat/>
+    <w:pPr>
+      <w:keepNext/>
+      <w:keepLines/>
+      <w:spacing w:before="200" w:after="0"/>
+      <w:outlineLvl w:val="3"/>
+    </w:pPr>
+    <w:rPr>
+      <w:rFonts w:asciiTheme="majorHAnsi" w:eastAsiaTheme="majorEastAsia" w:hAnsiTheme="majorHAnsi" w:cstheme="majorBidi"/>
+      <w:bCs/>
+      <w:i/>
+      <w:color w:val="4F81BD" w:themeColor="accent1"/>
+    </w:rPr>
+  </w:style>
+  <w:style w:type="paragraph" w:styleId="Ttulo5">
+    <w:name w:val="heading 5"/>
+    <w:basedOn w:val="Normal"/>
+    <w:next w:val="Textoindependiente"/>
+    <w:uiPriority w:val="9"/>
+    <w:unhideWhenUsed/>
+    <w:qFormat/>
+    <w:pPr>
+      <w:keepNext/>
+      <w:keepLines/>
+      <w:spacing w:before="200" w:after="0"/>
+      <w:outlineLvl w:val="4"/>
+    </w:pPr>
+    <w:rPr>
+      <w:rFonts w:asciiTheme="majorHAnsi" w:eastAsiaTheme="majorEastAsia" w:hAnsiTheme="majorHAnsi" w:cstheme="majorBidi"/>
+      <w:iCs/>
+      <w:color w:val="4F81BD" w:themeColor="accent1"/>
+    </w:rPr>
+  </w:style>
+  <w:style w:type="paragraph" w:styleId="Ttulo6">
+    <w:name w:val="heading 6"/>
+    <w:basedOn w:val="Normal"/>
+    <w:next w:val="Textoindependiente"/>
+    <w:uiPriority w:val="9"/>
+    <w:unhideWhenUsed/>
+    <w:qFormat/>
+    <w:pPr>
+      <w:keepNext/>
+      <w:keepLines/>
+      <w:spacing w:before="200" w:after="0"/>
+      <w:outlineLvl w:val="5"/>
+    </w:pPr>
+    <w:rPr>
+      <w:rFonts w:asciiTheme="majorHAnsi" w:eastAsiaTheme="majorEastAsia" w:hAnsiTheme="majorHAnsi" w:cstheme="majorBidi"/>
+      <w:color w:val="4F81BD" w:themeColor="accent1"/>
+    </w:rPr>
+  </w:style>
+  <w:style w:type="paragraph" w:styleId="Ttulo7">
+    <w:name w:val="heading 7"/>
+    <w:basedOn w:val="Normal"/>
+    <w:next w:val="Textoindependiente"/>
+    <w:uiPriority w:val="9"/>
+    <w:unhideWhenUsed/>
+    <w:qFormat/>
+    <w:pPr>
+      <w:keepNext/>
+      <w:keepLines/>
+      <w:spacing w:before="200" w:after="0"/>
+      <w:outlineLvl w:val="6"/>
+    </w:pPr>
+    <w:rPr>
+      <w:rFonts w:asciiTheme="majorHAnsi" w:eastAsiaTheme="majorEastAsia" w:hAnsiTheme="majorHAnsi" w:cstheme="majorBidi"/>
+      <w:color w:val="4F81BD" w:themeColor="accent1"/>
+    </w:rPr>
+  </w:style>
+  <w:style w:type="paragraph" w:styleId="Ttulo8">
+    <w:name w:val="heading 8"/>
+    <w:basedOn w:val="Normal"/>
+    <w:next w:val="Textoindependiente"/>
+    <w:uiPriority w:val="9"/>
+    <w:unhideWhenUsed/>
+    <w:qFormat/>
+    <w:pPr>
+      <w:keepNext/>
+      <w:keepLines/>
+      <w:spacing w:before="200" w:after="0"/>
+      <w:outlineLvl w:val="7"/>
+    </w:pPr>
+    <w:rPr>
+      <w:rFonts w:asciiTheme="majorHAnsi" w:eastAsiaTheme="majorEastAsia" w:hAnsiTheme="majorHAnsi" w:cstheme="majorBidi"/>
+      <w:color w:val="4F81BD" w:themeColor="accent1"/>
+    </w:rPr>
+  </w:style>
+  <w:style w:type="paragraph" w:styleId="Ttulo9">
+    <w:name w:val="heading 9"/>
+    <w:basedOn w:val="Normal"/>
+    <w:next w:val="Textoindependiente"/>
+    <w:uiPriority w:val="9"/>
+    <w:unhideWhenUsed/>
+    <w:qFormat/>
+    <w:pPr>
+      <w:keepNext/>
+      <w:keepLines/>
+      <w:spacing w:before="200" w:after="0"/>
+      <w:outlineLvl w:val="8"/>
+    </w:pPr>
+    <w:rPr>
+      <w:rFonts w:asciiTheme="majorHAnsi" w:eastAsiaTheme="majorEastAsia" w:hAnsiTheme="majorHAnsi" w:cstheme="majorBidi"/>
+      <w:color w:val="4F81BD" w:themeColor="accent1"/>
+    </w:rPr>
+  </w:style>
+  <w:style w:type="character" w:default="1" w:styleId="Fuentedeprrafopredeter">
+    <w:name w:val="Default Paragraph Font"/>
+    <w:uiPriority w:val="1"/>
+    <w:semiHidden/>
+    <w:unhideWhenUsed/>
+  </w:style>
+  <w:style w:type="table" w:default="1" w:styleId="Tablanormal">
+    <w:name w:val="Normal Table"/>
+    <w:uiPriority w:val="99"/>
+    <w:semiHidden/>
+    <w:unhideWhenUsed/>
+    <w:tblPr>
+      <w:tblInd w:w="0" w:type="dxa"/>
+      <w:tblCellMar>
+        <w:top w:w="0" w:type="dxa"/>
+        <w:left w:w="108" w:type="dxa"/>
+        <w:bottom w:w="0" w:type="dxa"/>
+        <w:right w:w="108" w:type="dxa"/>
+      </w:tblCellMar>
+    </w:tblPr>
+  </w:style>
+  <w:style w:type="numbering" w:default="1" w:styleId="Sinlista">
+    <w:name w:val="No List"/>
+    <w:uiPriority w:val="99"/>
+    <w:semiHidden/>
+    <w:unhideWhenUsed/>
+  </w:style>
+  <w:style w:type="paragraph" w:styleId="Textoindependiente">
+    <w:name w:val="Body Text"/>
+    <w:basedOn w:val="Normal"/>
+    <w:qFormat/>
+    <w:pPr>
+      <w:spacing w:before="180" w:after="180"/>
+    </w:pPr>
+  </w:style>
+  <w:style w:type="paragraph" w:customStyle="1" w:styleId="FirstParagraph">
+    <w:name w:val="First Paragraph"/>
+    <w:basedOn w:val="Textoindependiente"/>
+    <w:next w:val="Textoindependiente"/>
+    <w:qFormat/>
+  </w:style>
+  <w:style w:type="paragraph" w:customStyle="1" w:styleId="Compact">
+    <w:name w:val="Compact"/>
+    <w:basedOn w:val="Textoindependiente"/>
+    <w:qFormat/>
+    <w:pPr>
+      <w:spacing w:before="36" w:after="36"/>
+    </w:pPr>
+  </w:style>
+  <w:style w:type="paragraph" w:styleId="Ttulo">
+    <w:name w:val="Title"/>
+    <w:basedOn w:val="Normal"/>
+    <w:next w:val="Textoindependiente"/>
+    <w:qFormat/>
+    <w:pPr>
+      <w:keepNext/>
+      <w:keepLines/>
+      <w:spacing w:before="480" w:after="240"/>
+      <w:jc w:val="center"/>
+    </w:pPr>
+    <w:rPr>
+      <w:rFonts w:asciiTheme="majorHAnsi" w:eastAsiaTheme="majorEastAsia" w:hAnsiTheme="majorHAnsi" w:cstheme="majorBidi"/>
+      <w:b/>
+      <w:bCs/>
+      <w:color w:val="345A8A" w:themeColor="accent1" w:themeShade="B5"/>
       <w:sz w:val="36"/>
       <w:szCs w:val="36"/>
     </w:rPr>
   </w:style>
-  <w:style w:styleId="Subtitle" w:type="paragraph">
+  <w:style w:type="paragraph" w:styleId="Subttulo">
     <w:name w:val="Subtitle"/>
-    <w:basedOn w:val="Title"/>
-    <w:next w:val="BodyText"/>
-    <w:qFormat/>
-    <w:pPr>
-      <w:keepNext/>
-      <w:keepLines/>
-      <w:spacing w:after="240" w:before="240"/>
-      <w:jc w:val="center"/>
+    <w:basedOn w:val="Ttulo"/>
+    <w:next w:val="Textoindependiente"/>
+    <w:qFormat/>
+    <w:pPr>
+      <w:spacing w:before="240"/>
     </w:pPr>
     <w:rPr>
       <w:sz w:val="30"/>
       <w:szCs w:val="30"/>
     </w:rPr>
   </w:style>
-  <w:style w:customStyle="1" w:styleId="Author" w:type="paragraph">
+  <w:style w:type="paragraph" w:customStyle="1" w:styleId="Author">
     <w:name w:val="Author"/>
-    <w:next w:val="BodyText"/>
+    <w:next w:val="Textoindependiente"/>
     <w:qFormat/>
     <w:pPr>
       <w:keepNext/>
@@ -480,9 +1051,9 @@
       <w:jc w:val="center"/>
     </w:pPr>
   </w:style>
-  <w:style w:styleId="Date" w:type="paragraph">
+  <w:style w:type="paragraph" w:styleId="Fecha">
     <w:name w:val="Date"/>
-    <w:next w:val="BodyText"/>
+    <w:next w:val="Textoindependiente"/>
     <w:qFormat/>
     <w:pPr>
       <w:keepNext/>
@@ -490,7 +1061,7 @@
       <w:jc w:val="center"/>
     </w:pPr>
   </w:style>
-  <w:style w:customStyle="1" w:styleId="AbstractTitle" w:type="paragraph">
+  <w:style w:type="paragraph" w:customStyle="1" w:styleId="AbstractTitle">
     <w:name w:val="Abstract Title"/>
     <w:basedOn w:val="Normal"/>
     <w:next w:val="Abstract"/>
@@ -498,285 +1069,85 @@
     <w:pPr>
       <w:keepNext/>
       <w:keepLines/>
+      <w:spacing w:before="300" w:after="0"/>
       <w:jc w:val="center"/>
-      <w:spacing w:after="0" w:before="300"/>
-    </w:pPr>
-    <w:rPr>
+    </w:pPr>
+    <w:rPr>
+      <w:b/>
+      <w:color w:val="345A8A"/>
       <w:sz w:val="20"/>
       <w:szCs w:val="20"/>
-      <w:b/>
-      <w:color w:val="345A8A"/>
-      &gt;
-    </w:rPr>
-  </w:style>
-  <w:style w:customStyle="1" w:styleId="Abstract" w:type="paragraph">
+    </w:rPr>
+  </w:style>
+  <w:style w:type="paragraph" w:customStyle="1" w:styleId="Abstract">
     <w:name w:val="Abstract"/>
     <w:basedOn w:val="Normal"/>
-    <w:next w:val="BodyText"/>
+    <w:next w:val="Textoindependiente"/>
     <w:qFormat/>
     <w:pPr>
       <w:keepNext/>
       <w:keepLines/>
-      <w:spacing w:after="300" w:before="100"/>
+      <w:spacing w:before="100" w:after="300"/>
     </w:pPr>
     <w:rPr>
       <w:sz w:val="20"/>
       <w:szCs w:val="20"/>
     </w:rPr>
   </w:style>
-  <w:style w:styleId="Bibliography" w:type="paragraph">
+  <w:style w:type="paragraph" w:styleId="Bibliografa">
     <w:name w:val="Bibliography"/>
     <w:basedOn w:val="Normal"/>
-    <w:next w:val="Bibliography"/>
-    <w:qFormat/>
-    <w:pPr/>
-    <w:rPr/>
-  </w:style>
-  <w:style w:styleId="Heading1" w:type="paragraph">
-    <w:name w:val="Heading 1"/>
-    <w:basedOn w:val="Normal"/>
-    <w:next w:val="BodyText"/>
-    <w:uiPriority w:val="9"/>
-    <w:qFormat/>
-    <w:pPr>
-      <w:keepNext/>
-      <w:keepLines/>
-      <w:spacing w:after="0" w:before="480"/>
-      <w:outlineLvl w:val="0"/>
-    </w:pPr>
-    <w:rPr>
-      <w:rFonts w:asciiTheme="majorHAnsi" w:cstheme="majorBidi" w:eastAsiaTheme="majorEastAsia" w:hAnsiTheme="majorHAnsi"/>
-      <w:b/>
-      <w:bCs/>
-      <w:color w:themeColor="accent1" w:val="4F81BD"/>
-      <w:sz w:val="32"/>
-      <w:szCs w:val="32"/>
-    </w:rPr>
-  </w:style>
-  <w:style w:styleId="Heading2" w:type="paragraph">
-    <w:name w:val="Heading 2"/>
-    <w:basedOn w:val="Normal"/>
-    <w:next w:val="BodyText"/>
+    <w:qFormat/>
+  </w:style>
+  <w:style w:type="paragraph" w:styleId="Textodebloque">
+    <w:name w:val="Block Text"/>
+    <w:basedOn w:val="Textoindependiente"/>
+    <w:next w:val="Textoindependiente"/>
     <w:uiPriority w:val="9"/>
     <w:unhideWhenUsed/>
     <w:qFormat/>
     <w:pPr>
-      <w:keepNext/>
-      <w:keepLines/>
-      <w:spacing w:after="0" w:before="200"/>
-      <w:outlineLvl w:val="1"/>
-    </w:pPr>
-    <w:rPr>
-      <w:rFonts w:asciiTheme="majorHAnsi" w:cstheme="majorBidi" w:eastAsiaTheme="majorEastAsia" w:hAnsiTheme="majorHAnsi"/>
-      <w:b/>
-      <w:bCs/>
-      <w:color w:themeColor="accent1" w:val="4F81BD"/>
-      <w:sz w:val="28"/>
-      <w:szCs w:val="28"/>
-    </w:rPr>
-  </w:style>
-  <w:style w:styleId="Heading3" w:type="paragraph">
-    <w:name w:val="Heading 3"/>
-    <w:basedOn w:val="Normal"/>
-    <w:next w:val="BodyText"/>
+      <w:spacing w:before="100" w:after="100"/>
+      <w:ind w:left="480" w:right="480"/>
+    </w:pPr>
+  </w:style>
+  <w:style w:type="paragraph" w:styleId="Textonotapie">
+    <w:name w:val="footnote text"/>
+    <w:basedOn w:val="Normal"/>
     <w:uiPriority w:val="9"/>
     <w:unhideWhenUsed/>
     <w:qFormat/>
-    <w:pPr>
-      <w:keepNext/>
-      <w:keepLines/>
-      <w:spacing w:after="0" w:before="200"/>
-      <w:outlineLvl w:val="2"/>
-    </w:pPr>
-    <w:rPr>
-      <w:rFonts w:asciiTheme="majorHAnsi" w:cstheme="majorBidi" w:eastAsiaTheme="majorEastAsia" w:hAnsiTheme="majorHAnsi"/>
-      <w:b/>
-      <w:bCs/>
-      <w:color w:themeColor="accent1" w:val="4F81BD"/>
-      <w:sz w:val="24"/>
-      <w:szCs w:val="24"/>
-    </w:rPr>
-  </w:style>
-  <w:style w:styleId="Heading4" w:type="paragraph">
-    <w:name w:val="Heading 4"/>
-    <w:basedOn w:val="Normal"/>
-    <w:next w:val="BodyText"/>
-    <w:uiPriority w:val="9"/>
-    <w:unhideWhenUsed/>
-    <w:qFormat/>
-    <w:pPr>
-      <w:keepNext/>
-      <w:keepLines/>
-      <w:spacing w:after="0" w:before="200"/>
-      <w:outlineLvl w:val="3"/>
-    </w:pPr>
-    <w:rPr>
-      <w:rFonts w:asciiTheme="majorHAnsi" w:cstheme="majorBidi" w:eastAsiaTheme="majorEastAsia" w:hAnsiTheme="majorHAnsi"/>
-      <w:i/>
-      <w:bCs/>
-      <w:color w:themeColor="accent1" w:val="4F81BD"/>
-      <w:sz w:val="24"/>
-      <w:szCs w:val="24"/>
-    </w:rPr>
-  </w:style>
-  <w:style w:styleId="Heading5" w:type="paragraph">
-    <w:name w:val="Heading 5"/>
-    <w:basedOn w:val="Normal"/>
-    <w:next w:val="BodyText"/>
-    <w:uiPriority w:val="9"/>
-    <w:unhideWhenUsed/>
-    <w:qFormat/>
-    <w:pPr>
-      <w:keepNext/>
-      <w:keepLines/>
-      <w:spacing w:after="0" w:before="200"/>
-      <w:outlineLvl w:val="4"/>
-    </w:pPr>
-    <w:rPr>
-      <w:rFonts w:asciiTheme="majorHAnsi" w:cstheme="majorBidi" w:eastAsiaTheme="majorEastAsia" w:hAnsiTheme="majorHAnsi"/>
-      <w:iCs/>
-      <w:color w:themeColor="accent1" w:val="4F81BD"/>
-      <w:sz w:val="24"/>
-      <w:szCs w:val="24"/>
-    </w:rPr>
-  </w:style>
-  <w:style w:styleId="Heading6" w:type="paragraph">
-    <w:name w:val="Heading 6"/>
-    <w:basedOn w:val="Normal"/>
-    <w:next w:val="BodyText"/>
-    <w:uiPriority w:val="9"/>
-    <w:unhideWhenUsed/>
-    <w:qFormat/>
-    <w:pPr>
-      <w:keepNext/>
-      <w:keepLines/>
-      <w:spacing w:after="0" w:before="200"/>
-      <w:outlineLvl w:val="5"/>
-    </w:pPr>
-    <w:rPr>
-      <w:rFonts w:asciiTheme="majorHAnsi" w:cstheme="majorBidi" w:eastAsiaTheme="majorEastAsia" w:hAnsiTheme="majorHAnsi"/>
-      <w:color w:themeColor="accent1" w:val="4F81BD"/>
-      <w:sz w:val="24"/>
-      <w:szCs w:val="24"/>
-    </w:rPr>
-  </w:style>
-  <w:style w:styleId="Heading7" w:type="paragraph">
-    <w:name w:val="Heading 7"/>
-    <w:basedOn w:val="Normal"/>
-    <w:next w:val="BodyText"/>
-    <w:uiPriority w:val="9"/>
-    <w:unhideWhenUsed/>
-    <w:qFormat/>
-    <w:pPr>
-      <w:keepNext/>
-      <w:keepLines/>
-      <w:spacing w:after="0" w:before="200"/>
-      <w:outlineLvl w:val="6"/>
-    </w:pPr>
-    <w:rPr>
-      <w:rFonts w:asciiTheme="majorHAnsi" w:cstheme="majorBidi" w:eastAsiaTheme="majorEastAsia" w:hAnsiTheme="majorHAnsi"/>
-      <w:color w:themeColor="accent1" w:val="4F81BD"/>
-      <w:sz w:val="24"/>
-      <w:szCs w:val="24"/>
-    </w:rPr>
-  </w:style>
-  <w:style w:styleId="Heading8" w:type="paragraph">
-    <w:name w:val="Heading 8"/>
-    <w:basedOn w:val="Normal"/>
-    <w:next w:val="BodyText"/>
-    <w:uiPriority w:val="9"/>
-    <w:unhideWhenUsed/>
-    <w:qFormat/>
-    <w:pPr>
-      <w:keepNext/>
-      <w:keepLines/>
-      <w:spacing w:after="0" w:before="200"/>
-      <w:outlineLvl w:val="7"/>
-    </w:pPr>
-    <w:rPr>
-      <w:rFonts w:asciiTheme="majorHAnsi" w:cstheme="majorBidi" w:eastAsiaTheme="majorEastAsia" w:hAnsiTheme="majorHAnsi"/>
-      <w:color w:themeColor="accent1" w:val="4F81BD"/>
-      <w:sz w:val="24"/>
-      <w:szCs w:val="24"/>
-    </w:rPr>
-  </w:style>
-  <w:style w:styleId="Heading9" w:type="paragraph">
-    <w:name w:val="Heading 9"/>
-    <w:basedOn w:val="Normal"/>
-    <w:next w:val="BodyText"/>
-    <w:uiPriority w:val="9"/>
-    <w:unhideWhenUsed/>
-    <w:qFormat/>
-    <w:pPr>
-      <w:keepNext/>
-      <w:keepLines/>
-      <w:spacing w:after="0" w:before="200"/>
-      <w:outlineLvl w:val="8"/>
-    </w:pPr>
-    <w:rPr>
-      <w:rFonts w:asciiTheme="majorHAnsi" w:cstheme="majorBidi" w:eastAsiaTheme="majorEastAsia" w:hAnsiTheme="majorHAnsi"/>
-      <w:color w:themeColor="accent1" w:val="4F81BD"/>
-      <w:sz w:val="24"/>
-      <w:szCs w:val="24"/>
-    </w:rPr>
-  </w:style>
-  <w:style w:styleId="BlockText" w:type="paragraph">
-    <w:name w:val="Block Text"/>
-    <w:basedOn w:val="BodyText"/>
-    <w:next w:val="BodyText"/>
-    <w:uiPriority w:val="9"/>
-    <w:unhideWhenUsed/>
-    <w:qFormat/>
-    <w:pPr>
-      <w:spacing w:after="100" w:before="100"/>
-      <w:ind w:firstLine="0" w:left="480" w:right="480"/>
-    </w:pPr>
-  </w:style>
-  <w:style w:styleId="FootnoteText" w:type="paragraph">
-    <w:name w:val="Footnote Text"/>
-    <w:basedOn w:val="Normal"/>
-    <w:next w:val="FootnoteText"/>
-    <w:uiPriority w:val="9"/>
-    <w:unhideWhenUsed/>
-    <w:qFormat/>
-  </w:style>
-  <w:style w:default="1" w:styleId="DefaultParagraphFont" w:type="character">
-    <w:name w:val="Default Paragraph Font"/>
+  </w:style>
+  <w:style w:type="table" w:customStyle="1" w:styleId="Table">
+    <w:name w:val="Table"/>
     <w:semiHidden/>
     <w:unhideWhenUsed/>
-  </w:style>
-  <w:style w:default="1" w:styleId="Table" w:type="table">
-    <w:name w:val="Table"/>
-    <w:basedOn w:val="TableNormal"/>
-    <w:semiHidden/>
-    <w:unhideWhenUsed/>
     <w:qFormat/>
     <w:tblPr>
-      <w:tblInd w:type="dxa" w:w="0"/>
+      <w:tblInd w:w="0" w:type="dxa"/>
       <w:tblCellMar>
-        <w:top w:type="dxa" w:w="0"/>
-        <w:left w:type="dxa" w:w="108"/>
-        <w:bottom w:type="dxa" w:w="0"/>
-        <w:right w:type="dxa" w:w="108"/>
+        <w:top w:w="0" w:type="dxa"/>
+        <w:left w:w="108" w:type="dxa"/>
+        <w:bottom w:w="0" w:type="dxa"/>
+        <w:right w:w="108" w:type="dxa"/>
       </w:tblCellMar>
     </w:tblPr>
     <w:tblStylePr w:type="firstRow">
       <w:tblPr>
         <w:jc w:val="left"/>
-        <w:tblInd w:type="dxa" w:w="0"/>
       </w:tblPr>
       <w:trPr>
         <w:jc w:val="left"/>
       </w:trPr>
       <w:tcPr>
+        <w:tcBorders>
+          <w:bottom w:val="single" w:sz="0" w:space="0" w:color="auto"/>
+        </w:tcBorders>
         <w:vAlign w:val="bottom"/>
-        <w:tcBorders>
-          <w:bottom w:val="single"/>
-        </w:tcBorders>
       </w:tcPr>
     </w:tblStylePr>
   </w:style>
-  <w:style w:customStyle="1" w:styleId="DefinitionTerm" w:type="paragraph">
+  <w:style w:type="paragraph" w:customStyle="1" w:styleId="DefinitionTerm">
     <w:name w:val="Definition Term"/>
     <w:basedOn w:val="Normal"/>
     <w:next w:val="Definition"/>
@@ -789,78 +1160,79 @@
       <w:b/>
     </w:rPr>
   </w:style>
-  <w:style w:customStyle="1" w:styleId="Definition" w:type="paragraph">
+  <w:style w:type="paragraph" w:customStyle="1" w:styleId="Definition">
     <w:name w:val="Definition"/>
     <w:basedOn w:val="Normal"/>
   </w:style>
-  <w:style w:styleId="Caption" w:type="paragraph">
-    <w:name w:val="Caption"/>
-    <w:basedOn w:val="Normal"/>
-    <w:link w:val="BodyTextChar"/>
-    <w:pPr>
-      <w:spacing w:after="120" w:before="0"/>
+  <w:style w:type="paragraph" w:styleId="Descripcin">
+    <w:name w:val="caption"/>
+    <w:basedOn w:val="Normal"/>
+    <w:link w:val="DescripcinCar"/>
+    <w:pPr>
+      <w:spacing w:after="120"/>
     </w:pPr>
     <w:rPr>
       <w:i/>
     </w:rPr>
   </w:style>
-  <w:style w:customStyle="1" w:styleId="TableCaption" w:type="paragraph">
+  <w:style w:type="paragraph" w:customStyle="1" w:styleId="TableCaption">
     <w:name w:val="Table Caption"/>
-    <w:basedOn w:val="Caption"/>
+    <w:basedOn w:val="Descripcin"/>
     <w:pPr>
       <w:keepNext/>
     </w:pPr>
   </w:style>
-  <w:style w:customStyle="1" w:styleId="ImageCaption" w:type="paragraph">
+  <w:style w:type="paragraph" w:customStyle="1" w:styleId="ImageCaption">
     <w:name w:val="Image Caption"/>
-    <w:basedOn w:val="Caption"/>
-  </w:style>
-  <w:style w:customStyle="1" w:styleId="Figure" w:type="paragraph">
+    <w:basedOn w:val="Descripcin"/>
+  </w:style>
+  <w:style w:type="paragraph" w:customStyle="1" w:styleId="Figure">
     <w:name w:val="Figure"/>
     <w:basedOn w:val="Normal"/>
   </w:style>
-  <w:style w:customStyle="1" w:styleId="CaptionedFigure" w:type="paragraph">
+  <w:style w:type="paragraph" w:customStyle="1" w:styleId="CaptionedFigure">
     <w:name w:val="Captioned Figure"/>
     <w:basedOn w:val="Figure"/>
     <w:pPr>
       <w:keepNext/>
     </w:pPr>
   </w:style>
-  <w:style w:customStyle="1" w:styleId="BodyTextChar" w:type="character">
-    <w:name w:val="Body Text Char"/>
-    <w:basedOn w:val="DefaultParagraphFont"/>
-    <w:link w:val="BodyText"/>
-  </w:style>
-  <w:style w:customStyle="1" w:styleId="VerbatimChar" w:type="character">
+  <w:style w:type="character" w:customStyle="1" w:styleId="DescripcinCar">
+    <w:name w:val="Descripción Car"/>
+    <w:basedOn w:val="Fuentedeprrafopredeter"/>
+    <w:link w:val="Descripcin"/>
+  </w:style>
+  <w:style w:type="character" w:customStyle="1" w:styleId="VerbatimChar">
     <w:name w:val="Verbatim Char"/>
-    <w:basedOn w:val="BodyTextChar"/>
-    <w:rPr>
-      <w:rFonts w:ascii="Consolas" w:hAnsi="Consolas"/>
-      <w:sz w:val="22"/>
-    </w:rPr>
-  </w:style>
-  <w:style w:customStyle="1" w:styleId="SectionNumber" w:type="character">
+    <w:basedOn w:val="DescripcinCar"/>
+    <w:link w:val="SourceCode"/>
+    <w:rPr>
+      <w:rFonts w:ascii="Consolas" w:hAnsi="Consolas"/>
+      <w:sz w:val="22"/>
+    </w:rPr>
+  </w:style>
+  <w:style w:type="character" w:customStyle="1" w:styleId="SectionNumber">
     <w:name w:val="Section Number"/>
-    <w:basedOn w:val="BodyTextChar"/>
-  </w:style>
-  <w:style w:styleId="FootnoteReference" w:type="character">
-    <w:name w:val="Footnote Reference"/>
-    <w:basedOn w:val="BodyTextChar"/>
+    <w:basedOn w:val="DescripcinCar"/>
+  </w:style>
+  <w:style w:type="character" w:styleId="Refdenotaalpie">
+    <w:name w:val="footnote reference"/>
+    <w:basedOn w:val="DescripcinCar"/>
     <w:rPr>
       <w:vertAlign w:val="superscript"/>
     </w:rPr>
   </w:style>
-  <w:style w:styleId="Hyperlink" w:type="character">
+  <w:style w:type="character" w:styleId="Hipervnculo">
     <w:name w:val="Hyperlink"/>
-    <w:basedOn w:val="BodyTextChar"/>
-    <w:rPr>
-      <w:color w:themeColor="accent1" w:val="4F81BD"/>
-    </w:rPr>
-  </w:style>
-  <w:style w:styleId="TOCHeading" w:type="paragraph">
+    <w:basedOn w:val="DescripcinCar"/>
+    <w:rPr>
+      <w:color w:val="4F81BD" w:themeColor="accent1"/>
+    </w:rPr>
+  </w:style>
+  <w:style w:type="paragraph" w:styleId="TtuloTDC">
     <w:name w:val="TOC Heading"/>
-    <w:basedOn w:val="Heading1"/>
-    <w:next w:val="BodyText"/>
+    <w:basedOn w:val="Ttulo1"/>
+    <w:next w:val="Textoindependiente"/>
     <w:uiPriority w:val="39"/>
     <w:unhideWhenUsed/>
     <w:qFormat/>
@@ -869,10 +1241,9 @@
       <w:outlineLvl w:val="9"/>
     </w:pPr>
     <w:rPr>
-      <w:rFonts w:asciiTheme="majorHAnsi" w:cstheme="majorBidi" w:eastAsiaTheme="majorEastAsia" w:hAnsiTheme="majorHAnsi"/>
       <w:b w:val="0"/>
       <w:bCs w:val="0"/>
-      <w:color w:themeColor="accent1" w:themeShade="BF" w:val="365F91"/>
+      <w:color w:val="365F91" w:themeColor="accent1" w:themeShade="BF"/>
     </w:rPr>
   </w:style>
   <w:style w:type="paragraph" w:customStyle="1" w:styleId="SourceCode">
@@ -880,234 +1251,299 @@
     <w:basedOn w:val="Normal"/>
     <w:link w:val="VerbatimChar"/>
     <w:pPr>
-      <w:wordWrap w:val="off"/>
+      <w:wordWrap w:val="0"/>
     </w:pPr>
   </w:style>
   <w:style w:type="character" w:customStyle="1" w:styleId="KeywordTok">
     <w:name w:val="KeywordTok"/>
     <w:basedOn w:val="VerbatimChar"/>
     <w:rPr>
+      <w:rFonts w:ascii="Consolas" w:hAnsi="Consolas"/>
+      <w:b/>
       <w:color w:val="007020"/>
-      <w:b/>
+      <w:sz w:val="22"/>
     </w:rPr>
   </w:style>
   <w:style w:type="character" w:customStyle="1" w:styleId="DataTypeTok">
     <w:name w:val="DataTypeTok"/>
     <w:basedOn w:val="VerbatimChar"/>
     <w:rPr>
+      <w:rFonts w:ascii="Consolas" w:hAnsi="Consolas"/>
       <w:color w:val="902000"/>
+      <w:sz w:val="22"/>
     </w:rPr>
   </w:style>
   <w:style w:type="character" w:customStyle="1" w:styleId="DecValTok">
     <w:name w:val="DecValTok"/>
     <w:basedOn w:val="VerbatimChar"/>
     <w:rPr>
-      <w:color w:val="40a070"/>
+      <w:rFonts w:ascii="Consolas" w:hAnsi="Consolas"/>
+      <w:color w:val="40A070"/>
+      <w:sz w:val="22"/>
     </w:rPr>
   </w:style>
   <w:style w:type="character" w:customStyle="1" w:styleId="BaseNTok">
     <w:name w:val="BaseNTok"/>
     <w:basedOn w:val="VerbatimChar"/>
     <w:rPr>
-      <w:color w:val="40a070"/>
+      <w:rFonts w:ascii="Consolas" w:hAnsi="Consolas"/>
+      <w:color w:val="40A070"/>
+      <w:sz w:val="22"/>
     </w:rPr>
   </w:style>
   <w:style w:type="character" w:customStyle="1" w:styleId="FloatTok">
     <w:name w:val="FloatTok"/>
     <w:basedOn w:val="VerbatimChar"/>
     <w:rPr>
-      <w:color w:val="40a070"/>
+      <w:rFonts w:ascii="Consolas" w:hAnsi="Consolas"/>
+      <w:color w:val="40A070"/>
+      <w:sz w:val="22"/>
     </w:rPr>
   </w:style>
   <w:style w:type="character" w:customStyle="1" w:styleId="ConstantTok">
     <w:name w:val="ConstantTok"/>
     <w:basedOn w:val="VerbatimChar"/>
     <w:rPr>
+      <w:rFonts w:ascii="Consolas" w:hAnsi="Consolas"/>
       <w:color w:val="880000"/>
+      <w:sz w:val="22"/>
     </w:rPr>
   </w:style>
   <w:style w:type="character" w:customStyle="1" w:styleId="CharTok">
     <w:name w:val="CharTok"/>
     <w:basedOn w:val="VerbatimChar"/>
     <w:rPr>
-      <w:color w:val="4070a0"/>
+      <w:rFonts w:ascii="Consolas" w:hAnsi="Consolas"/>
+      <w:color w:val="4070A0"/>
+      <w:sz w:val="22"/>
     </w:rPr>
   </w:style>
   <w:style w:type="character" w:customStyle="1" w:styleId="SpecialCharTok">
     <w:name w:val="SpecialCharTok"/>
     <w:basedOn w:val="VerbatimChar"/>
     <w:rPr>
-      <w:color w:val="4070a0"/>
+      <w:rFonts w:ascii="Consolas" w:hAnsi="Consolas"/>
+      <w:color w:val="4070A0"/>
+      <w:sz w:val="22"/>
     </w:rPr>
   </w:style>
   <w:style w:type="character" w:customStyle="1" w:styleId="StringTok">
     <w:name w:val="StringTok"/>
     <w:basedOn w:val="VerbatimChar"/>
     <w:rPr>
-      <w:color w:val="4070a0"/>
+      <w:rFonts w:ascii="Consolas" w:hAnsi="Consolas"/>
+      <w:color w:val="4070A0"/>
+      <w:sz w:val="22"/>
     </w:rPr>
   </w:style>
   <w:style w:type="character" w:customStyle="1" w:styleId="VerbatimStringTok">
     <w:name w:val="VerbatimStringTok"/>
     <w:basedOn w:val="VerbatimChar"/>
     <w:rPr>
-      <w:color w:val="4070a0"/>
+      <w:rFonts w:ascii="Consolas" w:hAnsi="Consolas"/>
+      <w:color w:val="4070A0"/>
+      <w:sz w:val="22"/>
     </w:rPr>
   </w:style>
   <w:style w:type="character" w:customStyle="1" w:styleId="SpecialStringTok">
     <w:name w:val="SpecialStringTok"/>
     <w:basedOn w:val="VerbatimChar"/>
     <w:rPr>
-      <w:color w:val="bb6688"/>
+      <w:rFonts w:ascii="Consolas" w:hAnsi="Consolas"/>
+      <w:color w:val="BB6688"/>
+      <w:sz w:val="22"/>
     </w:rPr>
   </w:style>
   <w:style w:type="character" w:customStyle="1" w:styleId="ImportTok">
     <w:name w:val="ImportTok"/>
     <w:basedOn w:val="VerbatimChar"/>
     <w:rPr>
+      <w:rFonts w:ascii="Consolas" w:hAnsi="Consolas"/>
+      <w:b/>
       <w:color w:val="008000"/>
-      <w:b/>
+      <w:sz w:val="22"/>
     </w:rPr>
   </w:style>
   <w:style w:type="character" w:customStyle="1" w:styleId="CommentTok">
     <w:name w:val="CommentTok"/>
     <w:basedOn w:val="VerbatimChar"/>
     <w:rPr>
-      <w:color w:val="60a0b0"/>
+      <w:rFonts w:ascii="Consolas" w:hAnsi="Consolas"/>
       <w:i/>
+      <w:color w:val="60A0B0"/>
+      <w:sz w:val="22"/>
     </w:rPr>
   </w:style>
   <w:style w:type="character" w:customStyle="1" w:styleId="DocumentationTok">
     <w:name w:val="DocumentationTok"/>
     <w:basedOn w:val="VerbatimChar"/>
     <w:rPr>
-      <w:color w:val="ba2121"/>
+      <w:rFonts w:ascii="Consolas" w:hAnsi="Consolas"/>
       <w:i/>
+      <w:color w:val="BA2121"/>
+      <w:sz w:val="22"/>
     </w:rPr>
   </w:style>
   <w:style w:type="character" w:customStyle="1" w:styleId="AnnotationTok">
     <w:name w:val="AnnotationTok"/>
     <w:basedOn w:val="VerbatimChar"/>
     <w:rPr>
-      <w:color w:val="60a0b0"/>
+      <w:rFonts w:ascii="Consolas" w:hAnsi="Consolas"/>
       <w:b/>
       <w:i/>
+      <w:color w:val="60A0B0"/>
+      <w:sz w:val="22"/>
     </w:rPr>
   </w:style>
   <w:style w:type="character" w:customStyle="1" w:styleId="CommentVarTok">
     <w:name w:val="CommentVarTok"/>
     <w:basedOn w:val="VerbatimChar"/>
     <w:rPr>
-      <w:color w:val="60a0b0"/>
+      <w:rFonts w:ascii="Consolas" w:hAnsi="Consolas"/>
       <w:b/>
       <w:i/>
+      <w:color w:val="60A0B0"/>
+      <w:sz w:val="22"/>
     </w:rPr>
   </w:style>
   <w:style w:type="character" w:customStyle="1" w:styleId="OtherTok">
     <w:name w:val="OtherTok"/>
     <w:basedOn w:val="VerbatimChar"/>
     <w:rPr>
+      <w:rFonts w:ascii="Consolas" w:hAnsi="Consolas"/>
       <w:color w:val="007020"/>
+      <w:sz w:val="22"/>
     </w:rPr>
   </w:style>
   <w:style w:type="character" w:customStyle="1" w:styleId="FunctionTok">
     <w:name w:val="FunctionTok"/>
     <w:basedOn w:val="VerbatimChar"/>
     <w:rPr>
-      <w:color w:val="06287e"/>
+      <w:rFonts w:ascii="Consolas" w:hAnsi="Consolas"/>
+      <w:color w:val="06287E"/>
+      <w:sz w:val="22"/>
     </w:rPr>
   </w:style>
   <w:style w:type="character" w:customStyle="1" w:styleId="VariableTok">
     <w:name w:val="VariableTok"/>
     <w:basedOn w:val="VerbatimChar"/>
     <w:rPr>
-      <w:color w:val="19177c"/>
+      <w:rFonts w:ascii="Consolas" w:hAnsi="Consolas"/>
+      <w:color w:val="19177C"/>
+      <w:sz w:val="22"/>
     </w:rPr>
   </w:style>
   <w:style w:type="character" w:customStyle="1" w:styleId="ControlFlowTok">
     <w:name w:val="ControlFlowTok"/>
     <w:basedOn w:val="VerbatimChar"/>
     <w:rPr>
+      <w:rFonts w:ascii="Consolas" w:hAnsi="Consolas"/>
+      <w:b/>
       <w:color w:val="007020"/>
-      <w:b/>
+      <w:sz w:val="22"/>
     </w:rPr>
   </w:style>
   <w:style w:type="character" w:customStyle="1" w:styleId="OperatorTok">
     <w:name w:val="OperatorTok"/>
     <w:basedOn w:val="VerbatimChar"/>
     <w:rPr>
+      <w:rFonts w:ascii="Consolas" w:hAnsi="Consolas"/>
       <w:color w:val="666666"/>
+      <w:sz w:val="22"/>
     </w:rPr>
   </w:style>
   <w:style w:type="character" w:customStyle="1" w:styleId="BuiltInTok">
     <w:name w:val="BuiltInTok"/>
     <w:basedOn w:val="VerbatimChar"/>
     <w:rPr>
+      <w:rFonts w:ascii="Consolas" w:hAnsi="Consolas"/>
       <w:color w:val="008000"/>
+      <w:sz w:val="22"/>
     </w:rPr>
   </w:style>
   <w:style w:type="character" w:customStyle="1" w:styleId="ExtensionTok">
     <w:name w:val="ExtensionTok"/>
     <w:basedOn w:val="VerbatimChar"/>
-    <w:rPr/>
+    <w:rPr>
+      <w:rFonts w:ascii="Consolas" w:hAnsi="Consolas"/>
+      <w:sz w:val="22"/>
+    </w:rPr>
   </w:style>
   <w:style w:type="character" w:customStyle="1" w:styleId="PreprocessorTok">
     <w:name w:val="PreprocessorTok"/>
     <w:basedOn w:val="VerbatimChar"/>
     <w:rPr>
-      <w:color w:val="bc7a00"/>
+      <w:rFonts w:ascii="Consolas" w:hAnsi="Consolas"/>
+      <w:color w:val="BC7A00"/>
+      <w:sz w:val="22"/>
     </w:rPr>
   </w:style>
   <w:style w:type="character" w:customStyle="1" w:styleId="AttributeTok">
     <w:name w:val="AttributeTok"/>
     <w:basedOn w:val="VerbatimChar"/>
     <w:rPr>
-      <w:color w:val="7d9029"/>
+      <w:rFonts w:ascii="Consolas" w:hAnsi="Consolas"/>
+      <w:color w:val="7D9029"/>
+      <w:sz w:val="22"/>
     </w:rPr>
   </w:style>
   <w:style w:type="character" w:customStyle="1" w:styleId="RegionMarkerTok">
     <w:name w:val="RegionMarkerTok"/>
     <w:basedOn w:val="VerbatimChar"/>
-    <w:rPr/>
+    <w:rPr>
+      <w:rFonts w:ascii="Consolas" w:hAnsi="Consolas"/>
+      <w:sz w:val="22"/>
+    </w:rPr>
   </w:style>
   <w:style w:type="character" w:customStyle="1" w:styleId="InformationTok">
     <w:name w:val="InformationTok"/>
     <w:basedOn w:val="VerbatimChar"/>
     <w:rPr>
-      <w:color w:val="60a0b0"/>
+      <w:rFonts w:ascii="Consolas" w:hAnsi="Consolas"/>
       <w:b/>
       <w:i/>
+      <w:color w:val="60A0B0"/>
+      <w:sz w:val="22"/>
     </w:rPr>
   </w:style>
   <w:style w:type="character" w:customStyle="1" w:styleId="WarningTok">
     <w:name w:val="WarningTok"/>
     <w:basedOn w:val="VerbatimChar"/>
     <w:rPr>
-      <w:color w:val="60a0b0"/>
+      <w:rFonts w:ascii="Consolas" w:hAnsi="Consolas"/>
       <w:b/>
       <w:i/>
+      <w:color w:val="60A0B0"/>
+      <w:sz w:val="22"/>
     </w:rPr>
   </w:style>
   <w:style w:type="character" w:customStyle="1" w:styleId="AlertTok">
     <w:name w:val="AlertTok"/>
     <w:basedOn w:val="VerbatimChar"/>
     <w:rPr>
-      <w:color w:val="ff0000"/>
+      <w:rFonts w:ascii="Consolas" w:hAnsi="Consolas"/>
       <w:b/>
+      <w:color w:val="FF0000"/>
+      <w:sz w:val="22"/>
     </w:rPr>
   </w:style>
   <w:style w:type="character" w:customStyle="1" w:styleId="ErrorTok">
     <w:name w:val="ErrorTok"/>
     <w:basedOn w:val="VerbatimChar"/>
     <w:rPr>
-      <w:color w:val="ff0000"/>
+      <w:rFonts w:ascii="Consolas" w:hAnsi="Consolas"/>
       <w:b/>
+      <w:color w:val="FF0000"/>
+      <w:sz w:val="22"/>
     </w:rPr>
   </w:style>
   <w:style w:type="character" w:customStyle="1" w:styleId="NormalTok">
     <w:name w:val="NormalTok"/>
     <w:basedOn w:val="VerbatimChar"/>
-    <w:rPr/>
+    <w:rPr>
+      <w:rFonts w:ascii="Consolas" w:hAnsi="Consolas"/>
+      <w:sz w:val="22"/>
+    </w:rPr>
   </w:style>
 </w:styles>
 </file>
